--- a/module1/defects/附录2-缺陷报告.docx
+++ b/module1/defects/附录2-缺陷报告.docx
@@ -1,6 +1,6 @@
 
 <file path=word/document.xml><?xml version="1.0" encoding="utf-8"?>
-<w:document xmlns:wpc="http://schemas.microsoft.com/office/word/2010/wordprocessingCanvas" xmlns:mo="http://schemas.microsoft.com/office/mac/office/2008/main" xmlns:mc="http://schemas.openxmlformats.org/markup-compatibility/2006" xmlns:mv="urn:schemas-microsoft-com:mac:vml" xmlns:o="urn:schemas-microsoft-com:office:office" xmlns:r="http://schemas.openxmlformats.org/officeDocument/2006/relationships" xmlns:m="http://schemas.openxmlformats.org/officeDocument/2006/math" xmlns:v="urn:schemas-microsoft-com:vml" xmlns:wp14="http://schemas.microsoft.com/office/word/2010/wordprocessingDrawing" xmlns:wp="http://schemas.openxmlformats.org/drawingml/2006/wordprocessingDrawing" xmlns:w10="urn:schemas-microsoft-com:office:word" xmlns:w="http://schemas.openxmlformats.org/wordprocessingml/2006/main" xmlns:w14="http://schemas.microsoft.com/office/word/2010/wordml" xmlns:wpg="http://schemas.microsoft.com/office/word/2010/wordprocessingGroup" xmlns:wpi="http://schemas.microsoft.com/office/word/2010/wordprocessingInk" xmlns:wne="http://schemas.microsoft.com/office/word/2006/wordml" xmlns:wps="http://schemas.microsoft.com/office/word/2010/wordprocessingShape" mc:Ignorable="w14 wp14">
+<w:document xmlns:ns1="http://schemas.openxmlformats.org/markup-compatibility/2006" xmlns:w="http://schemas.openxmlformats.org/wordprocessingml/2006/main" ns1:Ignorable="w14 wp14">
   <w:body>
     <w:p>
       <w:pPr>
@@ -8,6 +8,9 @@
         <w:jc w:val="center"/>
       </w:pPr>
       <w:r>
+        <w:rPr>
+          <w:rFonts w:ascii="Arial Unicode MS" w:hAnsi="Arial Unicode MS" w:eastAsia="Arial Unicode MS" w:cs="Arial Unicode MS"/>
+        </w:rPr>
         <w:t>模块一 测试基础实践</w:t>
       </w:r>
     </w:p>
@@ -17,6 +20,7 @@
       </w:pPr>
       <w:r>
         <w:rPr>
+          <w:rFonts w:ascii="Arial Unicode MS" w:hAnsi="Arial Unicode MS" w:eastAsia="Arial Unicode MS" w:cs="Arial Unicode MS"/>
           <w:b w:val="0"/>
         </w:rPr>
         <w:t>croniter 历史缺陷报告（基线 6.2.2）</w:t>
@@ -25,6 +29,7 @@
     <w:p>
       <w:r>
         <w:rPr>
+          <w:rFonts w:ascii="Arial Unicode MS" w:hAnsi="Arial Unicode MS" w:eastAsia="Arial Unicode MS" w:cs="Arial Unicode MS"/>
           <w:b w:val="0"/>
         </w:rPr>
         <w:t>本报告记录 3 个有公开上游依据的历史缺陷，均在 croniter 6.2.2 基线复现，并在本地修复提交后通过针对性回归。证据来源为 GitHub CHANGELOG/Issue 及 module1/defects 文本日志。</w:t>
@@ -35,6 +40,9 @@
         <w:pStyle w:val="Heading1"/>
       </w:pPr>
       <w:r>
+        <w:rPr>
+          <w:rFonts w:ascii="Arial Unicode MS" w:hAnsi="Arial Unicode MS" w:eastAsia="Arial Unicode MS" w:cs="Arial Unicode MS"/>
+        </w:rPr>
         <w:t>1. CRON-D-001 零步长范围未稳定拒绝</w:t>
       </w:r>
     </w:p>
@@ -59,6 +67,7 @@
           <w:p>
             <w:r>
               <w:rPr>
+                <w:rFonts w:ascii="Arial Unicode MS" w:hAnsi="Arial Unicode MS" w:eastAsia="Arial Unicode MS" w:cs="Arial Unicode MS"/>
                 <w:b/>
               </w:rPr>
               <w:t>缺陷编号与标题</w:t>
@@ -72,6 +81,9 @@
           </w:tcPr>
           <w:p>
             <w:r>
+              <w:rPr>
+                <w:rFonts w:ascii="Arial Unicode MS" w:hAnsi="Arial Unicode MS" w:eastAsia="Arial Unicode MS" w:cs="Arial Unicode MS"/>
+              </w:rPr>
               <w:t>CRON-D-001 零步长范围未稳定拒绝</w:t>
             </w:r>
           </w:p>
@@ -87,6 +99,7 @@
           <w:p>
             <w:r>
               <w:rPr>
+                <w:rFonts w:ascii="Arial Unicode MS" w:hAnsi="Arial Unicode MS" w:eastAsia="Arial Unicode MS" w:cs="Arial Unicode MS"/>
                 <w:b/>
               </w:rPr>
               <w:t>上游依据</w:t>
@@ -100,6 +113,9 @@
           </w:tcPr>
           <w:p>
             <w:r>
+              <w:rPr>
+                <w:rFonts w:ascii="Arial Unicode MS" w:hAnsi="Arial Unicode MS" w:eastAsia="Arial Unicode MS" w:cs="Arial Unicode MS"/>
+              </w:rPr>
               <w:t>公开 issue #232；CHANGELOG 6.2.3；链接：https://github.com/pallets-eco/croniter/blob/main/CHANGELOG.rst</w:t>
             </w:r>
           </w:p>
@@ -115,6 +131,7 @@
           <w:p>
             <w:r>
               <w:rPr>
+                <w:rFonts w:ascii="Arial Unicode MS" w:hAnsi="Arial Unicode MS" w:eastAsia="Arial Unicode MS" w:cs="Arial Unicode MS"/>
                 <w:b/>
               </w:rPr>
               <w:t>版本与环境</w:t>
@@ -128,6 +145,9 @@
           </w:tcPr>
           <w:p>
             <w:r>
+              <w:rPr>
+                <w:rFonts w:ascii="Arial Unicode MS" w:hAnsi="Arial Unicode MS" w:eastAsia="Arial Unicode MS" w:cs="Arial Unicode MS"/>
+              </w:rPr>
               <w:t>被测版本：croniter 6.2.2；Python 3；本地源码路径 module1/subject；无网络依赖</w:t>
             </w:r>
           </w:p>
@@ -143,6 +163,7 @@
           <w:p>
             <w:r>
               <w:rPr>
+                <w:rFonts w:ascii="Arial Unicode MS" w:hAnsi="Arial Unicode MS" w:eastAsia="Arial Unicode MS" w:cs="Arial Unicode MS"/>
                 <w:b/>
               </w:rPr>
               <w:t>关联用例与严重度</w:t>
@@ -156,6 +177,9 @@
           </w:tcPr>
           <w:p>
             <w:r>
+              <w:rPr>
+                <w:rFonts w:ascii="Arial Unicode MS" w:hAnsi="Arial Unicode MS" w:eastAsia="Arial Unicode MS" w:cs="Arial Unicode MS"/>
+              </w:rPr>
               <w:t>关联回归用例：CRON-UT-001；严重度/优先级：中；高</w:t>
             </w:r>
           </w:p>
@@ -171,6 +195,7 @@
           <w:p>
             <w:r>
               <w:rPr>
+                <w:rFonts w:ascii="Arial Unicode MS" w:hAnsi="Arial Unicode MS" w:eastAsia="Arial Unicode MS" w:cs="Arial Unicode MS"/>
                 <w:b/>
               </w:rPr>
               <w:t>复现步骤</w:t>
@@ -184,6 +209,9 @@
           </w:tcPr>
           <w:p>
             <w:r>
+              <w:rPr>
+                <w:rFonts w:ascii="Arial Unicode MS" w:hAnsi="Arial Unicode MS" w:eastAsia="Arial Unicode MS" w:cs="Arial Unicode MS"/>
+              </w:rPr>
               <w:t>环境：Python 3，PYTHONPATH=module1/subject。执行 croniter("0 0 * * 5-5/0", datetime(2024,1,1))。</w:t>
             </w:r>
           </w:p>
@@ -199,6 +227,7 @@
           <w:p>
             <w:r>
               <w:rPr>
+                <w:rFonts w:ascii="Arial Unicode MS" w:hAnsi="Arial Unicode MS" w:eastAsia="Arial Unicode MS" w:cs="Arial Unicode MS"/>
                 <w:b/>
               </w:rPr>
               <w:t>期望结果</w:t>
@@ -212,6 +241,9 @@
           </w:tcPr>
           <w:p>
             <w:r>
+              <w:rPr>
+                <w:rFonts w:ascii="Arial Unicode MS" w:hAnsi="Arial Unicode MS" w:eastAsia="Arial Unicode MS" w:cs="Arial Unicode MS"/>
+              </w:rPr>
               <w:t>非法步长应抛出稳定的 CroniterBadCronError。</w:t>
             </w:r>
           </w:p>
@@ -227,6 +259,7 @@
           <w:p>
             <w:r>
               <w:rPr>
+                <w:rFonts w:ascii="Arial Unicode MS" w:hAnsi="Arial Unicode MS" w:eastAsia="Arial Unicode MS" w:cs="Arial Unicode MS"/>
                 <w:b/>
               </w:rPr>
               <w:t>实际结果</w:t>
@@ -240,6 +273,9 @@
           </w:tcPr>
           <w:p>
             <w:r>
+              <w:rPr>
+                <w:rFonts w:ascii="Arial Unicode MS" w:hAnsi="Arial Unicode MS" w:eastAsia="Arial Unicode MS" w:cs="Arial Unicode MS"/>
+              </w:rPr>
               <w:t>6.2.2 抛出裸 ValueError：range() arg 3 must not be zero，不属于库定义异常。</w:t>
             </w:r>
           </w:p>
@@ -255,6 +291,7 @@
           <w:p>
             <w:r>
               <w:rPr>
+                <w:rFonts w:ascii="Arial Unicode MS" w:hAnsi="Arial Unicode MS" w:eastAsia="Arial Unicode MS" w:cs="Arial Unicode MS"/>
                 <w:b/>
               </w:rPr>
               <w:t>根因分析</w:t>
@@ -268,6 +305,9 @@
           </w:tcPr>
           <w:p>
             <w:r>
+              <w:rPr>
+                <w:rFonts w:ascii="Arial Unicode MS" w:hAnsi="Arial Unicode MS" w:eastAsia="Arial Unicode MS" w:cs="Arial Unicode MS"/>
+              </w:rPr>
               <w:t>范围展开前未校验 step == 0，底层 range() 异常直接泄漏。</w:t>
             </w:r>
           </w:p>
@@ -283,6 +323,7 @@
           <w:p>
             <w:r>
               <w:rPr>
+                <w:rFonts w:ascii="Arial Unicode MS" w:hAnsi="Arial Unicode MS" w:eastAsia="Arial Unicode MS" w:cs="Arial Unicode MS"/>
                 <w:b/>
               </w:rPr>
               <w:t>修复说明</w:t>
@@ -296,6 +337,9 @@
           </w:tcPr>
           <w:p>
             <w:r>
+              <w:rPr>
+                <w:rFonts w:ascii="Arial Unicode MS" w:hAnsi="Arial Unicode MS" w:eastAsia="Arial Unicode MS" w:cs="Arial Unicode MS"/>
+              </w:rPr>
               <w:t>在 croniter.py 增加零步长校验，将其转换为 CroniterBadCronError。修复提交 07dfad8。</w:t>
             </w:r>
           </w:p>
@@ -311,6 +355,7 @@
           <w:p>
             <w:r>
               <w:rPr>
+                <w:rFonts w:ascii="Arial Unicode MS" w:hAnsi="Arial Unicode MS" w:eastAsia="Arial Unicode MS" w:cs="Arial Unicode MS"/>
                 <w:b/>
               </w:rPr>
               <w:t>回归验证</w:t>
@@ -324,6 +369,9 @@
           </w:tcPr>
           <w:p>
             <w:r>
+              <w:rPr>
+                <w:rFonts w:ascii="Arial Unicode MS" w:hAnsi="Arial Unicode MS" w:eastAsia="Arial Unicode MS" w:cs="Arial Unicode MS"/>
+              </w:rPr>
               <w:t>同命令抛出 CroniterBadCronError；合法 */5 仍可解析。</w:t>
             </w:r>
           </w:p>
@@ -339,6 +387,7 @@
           <w:p>
             <w:r>
               <w:rPr>
+                <w:rFonts w:ascii="Arial Unicode MS" w:hAnsi="Arial Unicode MS" w:eastAsia="Arial Unicode MS" w:cs="Arial Unicode MS"/>
                 <w:b/>
               </w:rPr>
               <w:t>状态</w:t>
@@ -352,6 +401,9 @@
           </w:tcPr>
           <w:p>
             <w:r>
+              <w:rPr>
+                <w:rFonts w:ascii="Arial Unicode MS" w:hAnsi="Arial Unicode MS" w:eastAsia="Arial Unicode MS" w:cs="Arial Unicode MS"/>
+              </w:rPr>
               <w:t>已关闭；修复 commit：07dfad8</w:t>
             </w:r>
           </w:p>
@@ -361,6 +413,7 @@
     <w:p>
       <w:r>
         <w:rPr>
+          <w:rFonts w:ascii="Arial Unicode MS" w:hAnsi="Arial Unicode MS" w:eastAsia="Arial Unicode MS" w:cs="Arial Unicode MS"/>
           <w:b w:val="0"/>
         </w:rPr>
         <w:t>证据附件：module1/defects/repro-baseline.txt（基线输出）与 repro-fixed.txt（修复后输出）。本报告不虚构截图；以可复现命令和文本日志作为证据。</w:t>
@@ -371,6 +424,9 @@
         <w:pStyle w:val="Heading1"/>
       </w:pPr>
       <w:r>
+        <w:rPr>
+          <w:rFonts w:ascii="Arial Unicode MS" w:hAnsi="Arial Unicode MS" w:eastAsia="Arial Unicode MS" w:cs="Arial Unicode MS"/>
+        </w:rPr>
         <w:t>2. CRON-D-002 expand_from_start_time 月份低边界偏移</w:t>
       </w:r>
     </w:p>
@@ -395,6 +451,7 @@
           <w:p>
             <w:r>
               <w:rPr>
+                <w:rFonts w:ascii="Arial Unicode MS" w:hAnsi="Arial Unicode MS" w:eastAsia="Arial Unicode MS" w:cs="Arial Unicode MS"/>
                 <w:b/>
               </w:rPr>
               <w:t>缺陷编号与标题</w:t>
@@ -408,6 +465,9 @@
           </w:tcPr>
           <w:p>
             <w:r>
+              <w:rPr>
+                <w:rFonts w:ascii="Arial Unicode MS" w:hAnsi="Arial Unicode MS" w:eastAsia="Arial Unicode MS" w:cs="Arial Unicode MS"/>
+              </w:rPr>
               <w:t>CRON-D-002 expand_from_start_time 月份低边界偏移</w:t>
             </w:r>
           </w:p>
@@ -423,6 +483,7 @@
           <w:p>
             <w:r>
               <w:rPr>
+                <w:rFonts w:ascii="Arial Unicode MS" w:hAnsi="Arial Unicode MS" w:eastAsia="Arial Unicode MS" w:cs="Arial Unicode MS"/>
                 <w:b/>
               </w:rPr>
               <w:t>上游依据</w:t>
@@ -436,6 +497,9 @@
           </w:tcPr>
           <w:p>
             <w:r>
+              <w:rPr>
+                <w:rFonts w:ascii="Arial Unicode MS" w:hAnsi="Arial Unicode MS" w:eastAsia="Arial Unicode MS" w:cs="Arial Unicode MS"/>
+              </w:rPr>
               <w:t>公开 issue #235；CHANGELOG 6.2.3；链接：https://github.com/pallets-eco/croniter/blob/main/CHANGELOG.rst</w:t>
             </w:r>
           </w:p>
@@ -451,6 +515,7 @@
           <w:p>
             <w:r>
               <w:rPr>
+                <w:rFonts w:ascii="Arial Unicode MS" w:hAnsi="Arial Unicode MS" w:eastAsia="Arial Unicode MS" w:cs="Arial Unicode MS"/>
                 <w:b/>
               </w:rPr>
               <w:t>版本与环境</w:t>
@@ -464,6 +529,9 @@
           </w:tcPr>
           <w:p>
             <w:r>
+              <w:rPr>
+                <w:rFonts w:ascii="Arial Unicode MS" w:hAnsi="Arial Unicode MS" w:eastAsia="Arial Unicode MS" w:cs="Arial Unicode MS"/>
+              </w:rPr>
               <w:t>被测版本：croniter 6.2.2；Python 3；本地源码路径 module1/subject；无网络依赖</w:t>
             </w:r>
           </w:p>
@@ -479,6 +547,7 @@
           <w:p>
             <w:r>
               <w:rPr>
+                <w:rFonts w:ascii="Arial Unicode MS" w:hAnsi="Arial Unicode MS" w:eastAsia="Arial Unicode MS" w:cs="Arial Unicode MS"/>
                 <w:b/>
               </w:rPr>
               <w:t>关联用例与严重度</w:t>
@@ -492,6 +561,9 @@
           </w:tcPr>
           <w:p>
             <w:r>
+              <w:rPr>
+                <w:rFonts w:ascii="Arial Unicode MS" w:hAnsi="Arial Unicode MS" w:eastAsia="Arial Unicode MS" w:cs="Arial Unicode MS"/>
+              </w:rPr>
               <w:t>关联回归用例：CRON-UT-002；严重度/优先级：高；高</w:t>
             </w:r>
           </w:p>
@@ -507,6 +579,7 @@
           <w:p>
             <w:r>
               <w:rPr>
+                <w:rFonts w:ascii="Arial Unicode MS" w:hAnsi="Arial Unicode MS" w:eastAsia="Arial Unicode MS" w:cs="Arial Unicode MS"/>
                 <w:b/>
               </w:rPr>
               <w:t>复现步骤</w:t>
@@ -520,6 +593,9 @@
           </w:tcPr>
           <w:p>
             <w:r>
+              <w:rPr>
+                <w:rFonts w:ascii="Arial Unicode MS" w:hAnsi="Arial Unicode MS" w:eastAsia="Arial Unicode MS" w:cs="Arial Unicode MS"/>
+              </w:rPr>
               <w:t>从 2024-02-01 对表达式 0 0 1 */2 * 调用 get_next(datetime)。</w:t>
             </w:r>
           </w:p>
@@ -535,6 +611,7 @@
           <w:p>
             <w:r>
               <w:rPr>
+                <w:rFonts w:ascii="Arial Unicode MS" w:hAnsi="Arial Unicode MS" w:eastAsia="Arial Unicode MS" w:cs="Arial Unicode MS"/>
                 <w:b/>
               </w:rPr>
               <w:t>期望结果</w:t>
@@ -548,6 +625,9 @@
           </w:tcPr>
           <w:p>
             <w:r>
+              <w:rPr>
+                <w:rFonts w:ascii="Arial Unicode MS" w:hAnsi="Arial Unicode MS" w:eastAsia="Arial Unicode MS" w:cs="Arial Unicode MS"/>
+              </w:rPr>
               <w:t>按两个月周期返回 2024-04-01、2024-06-01、2024-08-01……。</w:t>
             </w:r>
           </w:p>
@@ -563,6 +643,7 @@
           <w:p>
             <w:r>
               <w:rPr>
+                <w:rFonts w:ascii="Arial Unicode MS" w:hAnsi="Arial Unicode MS" w:eastAsia="Arial Unicode MS" w:cs="Arial Unicode MS"/>
                 <w:b/>
               </w:rPr>
               <w:t>实际结果</w:t>
@@ -576,6 +657,9 @@
           </w:tcPr>
           <w:p>
             <w:r>
+              <w:rPr>
+                <w:rFonts w:ascii="Arial Unicode MS" w:hAnsi="Arial Unicode MS" w:eastAsia="Arial Unicode MS" w:cs="Arial Unicode MS"/>
+              </w:rPr>
               <w:t>6.2.2 直接抛 CroniterBadCronError：[0 0 1 */2 *] is not acceptable, out of range。</w:t>
             </w:r>
           </w:p>
@@ -591,6 +675,7 @@
           <w:p>
             <w:r>
               <w:rPr>
+                <w:rFonts w:ascii="Arial Unicode MS" w:hAnsi="Arial Unicode MS" w:eastAsia="Arial Unicode MS" w:cs="Arial Unicode MS"/>
                 <w:b/>
               </w:rPr>
               <w:t>根因分析</w:t>
@@ -604,6 +689,9 @@
           </w:tcPr>
           <w:p>
             <w:r>
+              <w:rPr>
+                <w:rFonts w:ascii="Arial Unicode MS" w:hAnsi="Arial Unicode MS" w:eastAsia="Arial Unicode MS" w:cs="Arial Unicode MS"/>
+              </w:rPr>
               <w:t>月份低界使用 dt.month % step；余数为 0 时得到非法月份 0。</w:t>
             </w:r>
           </w:p>
@@ -619,6 +707,7 @@
           <w:p>
             <w:r>
               <w:rPr>
+                <w:rFonts w:ascii="Arial Unicode MS" w:hAnsi="Arial Unicode MS" w:eastAsia="Arial Unicode MS" w:cs="Arial Unicode MS"/>
                 <w:b/>
               </w:rPr>
               <w:t>修复说明</w:t>
@@ -632,6 +721,9 @@
           </w:tcPr>
           <w:p>
             <w:r>
+              <w:rPr>
+                <w:rFonts w:ascii="Arial Unicode MS" w:hAnsi="Arial Unicode MS" w:eastAsia="Arial Unicode MS" w:cs="Arial Unicode MS"/>
+              </w:rPr>
               <w:t>余数为 0 时以 step 作为低界。修复提交 101f39e。</w:t>
             </w:r>
           </w:p>
@@ -647,6 +739,7 @@
           <w:p>
             <w:r>
               <w:rPr>
+                <w:rFonts w:ascii="Arial Unicode MS" w:hAnsi="Arial Unicode MS" w:eastAsia="Arial Unicode MS" w:cs="Arial Unicode MS"/>
                 <w:b/>
               </w:rPr>
               <w:t>回归验证</w:t>
@@ -660,6 +753,9 @@
           </w:tcPr>
           <w:p>
             <w:r>
+              <w:rPr>
+                <w:rFonts w:ascii="Arial Unicode MS" w:hAnsi="Arial Unicode MS" w:eastAsia="Arial Unicode MS" w:cs="Arial Unicode MS"/>
+              </w:rPr>
               <w:t>返回 2024-04-01、06-01、08-01、10-01。</w:t>
             </w:r>
           </w:p>
@@ -675,6 +771,7 @@
           <w:p>
             <w:r>
               <w:rPr>
+                <w:rFonts w:ascii="Arial Unicode MS" w:hAnsi="Arial Unicode MS" w:eastAsia="Arial Unicode MS" w:cs="Arial Unicode MS"/>
                 <w:b/>
               </w:rPr>
               <w:t>状态</w:t>
@@ -688,6 +785,9 @@
           </w:tcPr>
           <w:p>
             <w:r>
+              <w:rPr>
+                <w:rFonts w:ascii="Arial Unicode MS" w:hAnsi="Arial Unicode MS" w:eastAsia="Arial Unicode MS" w:cs="Arial Unicode MS"/>
+              </w:rPr>
               <w:t>已关闭；修复 commit：101f39e</w:t>
             </w:r>
           </w:p>
@@ -697,6 +797,7 @@
     <w:p>
       <w:r>
         <w:rPr>
+          <w:rFonts w:ascii="Arial Unicode MS" w:hAnsi="Arial Unicode MS" w:eastAsia="Arial Unicode MS" w:cs="Arial Unicode MS"/>
           <w:b w:val="0"/>
         </w:rPr>
         <w:t>证据附件：module1/defects/repro-baseline.txt（基线输出）与 repro-fixed.txt（修复后输出）。本报告不虚构截图；以可复现命令和文本日志作为证据。</w:t>
@@ -707,6 +808,9 @@
         <w:pStyle w:val="Heading1"/>
       </w:pPr>
       <w:r>
+        <w:rPr>
+          <w:rFonts w:ascii="Arial Unicode MS" w:hAnsi="Arial Unicode MS" w:eastAsia="Arial Unicode MS" w:cs="Arial Unicode MS"/>
+        </w:rPr>
         <w:t>3. CRON-D-003 Sunday 步进低边界错误</w:t>
       </w:r>
     </w:p>
@@ -731,6 +835,7 @@
           <w:p>
             <w:r>
               <w:rPr>
+                <w:rFonts w:ascii="Arial Unicode MS" w:hAnsi="Arial Unicode MS" w:eastAsia="Arial Unicode MS" w:cs="Arial Unicode MS"/>
                 <w:b/>
               </w:rPr>
               <w:t>缺陷编号与标题</w:t>
@@ -744,6 +849,9 @@
           </w:tcPr>
           <w:p>
             <w:r>
+              <w:rPr>
+                <w:rFonts w:ascii="Arial Unicode MS" w:hAnsi="Arial Unicode MS" w:eastAsia="Arial Unicode MS" w:cs="Arial Unicode MS"/>
+              </w:rPr>
               <w:t>CRON-D-003 Sunday 步进低边界错误</w:t>
             </w:r>
           </w:p>
@@ -759,6 +867,7 @@
           <w:p>
             <w:r>
               <w:rPr>
+                <w:rFonts w:ascii="Arial Unicode MS" w:hAnsi="Arial Unicode MS" w:eastAsia="Arial Unicode MS" w:cs="Arial Unicode MS"/>
                 <w:b/>
               </w:rPr>
               <w:t>上游依据</w:t>
@@ -772,6 +881,9 @@
           </w:tcPr>
           <w:p>
             <w:r>
+              <w:rPr>
+                <w:rFonts w:ascii="Arial Unicode MS" w:hAnsi="Arial Unicode MS" w:eastAsia="Arial Unicode MS" w:cs="Arial Unicode MS"/>
+              </w:rPr>
               <w:t>公开 issue #239；CHANGELOG 6.2.4；链接：https://github.com/pallets-eco/croniter/blob/main/CHANGELOG.rst</w:t>
             </w:r>
           </w:p>
@@ -787,6 +899,7 @@
           <w:p>
             <w:r>
               <w:rPr>
+                <w:rFonts w:ascii="Arial Unicode MS" w:hAnsi="Arial Unicode MS" w:eastAsia="Arial Unicode MS" w:cs="Arial Unicode MS"/>
                 <w:b/>
               </w:rPr>
               <w:t>版本与环境</w:t>
@@ -800,6 +913,9 @@
           </w:tcPr>
           <w:p>
             <w:r>
+              <w:rPr>
+                <w:rFonts w:ascii="Arial Unicode MS" w:hAnsi="Arial Unicode MS" w:eastAsia="Arial Unicode MS" w:cs="Arial Unicode MS"/>
+              </w:rPr>
               <w:t>被测版本：croniter 6.2.2；Python 3；本地源码路径 module1/subject；无网络依赖</w:t>
             </w:r>
           </w:p>
@@ -815,6 +931,7 @@
           <w:p>
             <w:r>
               <w:rPr>
+                <w:rFonts w:ascii="Arial Unicode MS" w:hAnsi="Arial Unicode MS" w:eastAsia="Arial Unicode MS" w:cs="Arial Unicode MS"/>
                 <w:b/>
               </w:rPr>
               <w:t>关联用例与严重度</w:t>
@@ -828,6 +945,9 @@
           </w:tcPr>
           <w:p>
             <w:r>
+              <w:rPr>
+                <w:rFonts w:ascii="Arial Unicode MS" w:hAnsi="Arial Unicode MS" w:eastAsia="Arial Unicode MS" w:cs="Arial Unicode MS"/>
+              </w:rPr>
               <w:t>关联回归用例：CRON-UT-003；严重度/优先级：高；中</w:t>
             </w:r>
           </w:p>
@@ -843,6 +963,7 @@
           <w:p>
             <w:r>
               <w:rPr>
+                <w:rFonts w:ascii="Arial Unicode MS" w:hAnsi="Arial Unicode MS" w:eastAsia="Arial Unicode MS" w:cs="Arial Unicode MS"/>
                 <w:b/>
               </w:rPr>
               <w:t>复现步骤</w:t>
@@ -856,6 +977,9 @@
           </w:tcPr>
           <w:p>
             <w:r>
+              <w:rPr>
+                <w:rFonts w:ascii="Arial Unicode MS" w:hAnsi="Arial Unicode MS" w:eastAsia="Arial Unicode MS" w:cs="Arial Unicode MS"/>
+              </w:rPr>
               <w:t>从 Sunday 2024-01-07 对 0 0 * * 1-7/2 启用 expand_from_start_time。</w:t>
             </w:r>
           </w:p>
@@ -871,6 +995,7 @@
           <w:p>
             <w:r>
               <w:rPr>
+                <w:rFonts w:ascii="Arial Unicode MS" w:hAnsi="Arial Unicode MS" w:eastAsia="Arial Unicode MS" w:cs="Arial Unicode MS"/>
                 <w:b/>
               </w:rPr>
               <w:t>期望结果</w:t>
@@ -884,6 +1009,9 @@
           </w:tcPr>
           <w:p>
             <w:r>
+              <w:rPr>
+                <w:rFonts w:ascii="Arial Unicode MS" w:hAnsi="Arial Unicode MS" w:eastAsia="Arial Unicode MS" w:cs="Arial Unicode MS"/>
+              </w:rPr>
               <w:t>按 cron Sunday=0 语义计算步进边界并保持正确相位。</w:t>
             </w:r>
           </w:p>
@@ -899,6 +1027,7 @@
           <w:p>
             <w:r>
               <w:rPr>
+                <w:rFonts w:ascii="Arial Unicode MS" w:hAnsi="Arial Unicode MS" w:eastAsia="Arial Unicode MS" w:cs="Arial Unicode MS"/>
                 <w:b/>
               </w:rPr>
               <w:t>实际结果</w:t>
@@ -912,6 +1041,9 @@
           </w:tcPr>
           <w:p>
             <w:r>
+              <w:rPr>
+                <w:rFonts w:ascii="Arial Unicode MS" w:hAnsi="Arial Unicode MS" w:eastAsia="Arial Unicode MS" w:cs="Arial Unicode MS"/>
+              </w:rPr>
               <w:t>6.2.2 返回 2024-01-08、01-10、01-12，Sunday 相位错误。</w:t>
             </w:r>
           </w:p>
@@ -927,6 +1059,7 @@
           <w:p>
             <w:r>
               <w:rPr>
+                <w:rFonts w:ascii="Arial Unicode MS" w:hAnsi="Arial Unicode MS" w:eastAsia="Arial Unicode MS" w:cs="Arial Unicode MS"/>
                 <w:b/>
               </w:rPr>
               <w:t>根因分析</w:t>
@@ -940,6 +1073,9 @@
           </w:tcPr>
           <w:p>
             <w:r>
+              <w:rPr>
+                <w:rFonts w:ascii="Arial Unicode MS" w:hAnsi="Arial Unicode MS" w:eastAsia="Arial Unicode MS" w:cs="Arial Unicode MS"/>
+              </w:rPr>
               <w:t>使用 weekday()+1，将 Sunday 映射为 7 而非 0。</w:t>
             </w:r>
           </w:p>
@@ -955,6 +1091,7 @@
           <w:p>
             <w:r>
               <w:rPr>
+                <w:rFonts w:ascii="Arial Unicode MS" w:hAnsi="Arial Unicode MS" w:eastAsia="Arial Unicode MS" w:cs="Arial Unicode MS"/>
                 <w:b/>
               </w:rPr>
               <w:t>修复说明</w:t>
@@ -968,6 +1105,9 @@
           </w:tcPr>
           <w:p>
             <w:r>
+              <w:rPr>
+                <w:rFonts w:ascii="Arial Unicode MS" w:hAnsi="Arial Unicode MS" w:eastAsia="Arial Unicode MS" w:cs="Arial Unicode MS"/>
+              </w:rPr>
               <w:t>改用 isoweekday() % 7。修复提交 10e9bb6。</w:t>
             </w:r>
           </w:p>
@@ -983,6 +1123,7 @@
           <w:p>
             <w:r>
               <w:rPr>
+                <w:rFonts w:ascii="Arial Unicode MS" w:hAnsi="Arial Unicode MS" w:eastAsia="Arial Unicode MS" w:cs="Arial Unicode MS"/>
                 <w:b/>
               </w:rPr>
               <w:t>回归验证</w:t>
@@ -996,6 +1137,9 @@
           </w:tcPr>
           <w:p>
             <w:r>
+              <w:rPr>
+                <w:rFonts w:ascii="Arial Unicode MS" w:hAnsi="Arial Unicode MS" w:eastAsia="Arial Unicode MS" w:cs="Arial Unicode MS"/>
+              </w:rPr>
               <w:t>相位序列为 2024-01-09、01-11、01-13、01-14……。</w:t>
             </w:r>
           </w:p>
@@ -1011,6 +1155,7 @@
           <w:p>
             <w:r>
               <w:rPr>
+                <w:rFonts w:ascii="Arial Unicode MS" w:hAnsi="Arial Unicode MS" w:eastAsia="Arial Unicode MS" w:cs="Arial Unicode MS"/>
                 <w:b/>
               </w:rPr>
               <w:t>状态</w:t>
@@ -1024,6 +1169,9 @@
           </w:tcPr>
           <w:p>
             <w:r>
+              <w:rPr>
+                <w:rFonts w:ascii="Arial Unicode MS" w:hAnsi="Arial Unicode MS" w:eastAsia="Arial Unicode MS" w:cs="Arial Unicode MS"/>
+              </w:rPr>
               <w:t>已关闭；修复 commit：10e9bb6</w:t>
             </w:r>
           </w:p>
@@ -1033,6 +1181,7 @@
     <w:p>
       <w:r>
         <w:rPr>
+          <w:rFonts w:ascii="Arial Unicode MS" w:hAnsi="Arial Unicode MS" w:eastAsia="Arial Unicode MS" w:cs="Arial Unicode MS"/>
           <w:b w:val="0"/>
         </w:rPr>
         <w:t>证据附件：module1/defects/repro-baseline.txt（基线输出）与 repro-fixed.txt（修复后输出）。本报告不虚构截图；以可复现命令和文本日志作为证据。</w:t>
@@ -1043,12 +1192,16 @@
         <w:pStyle w:val="Heading1"/>
       </w:pPr>
       <w:r>
+        <w:rPr>
+          <w:rFonts w:ascii="Arial Unicode MS" w:hAnsi="Arial Unicode MS" w:eastAsia="Arial Unicode MS" w:cs="Arial Unicode MS"/>
+        </w:rPr>
         <w:t>附录 证据与版本链路</w:t>
       </w:r>
     </w:p>
     <w:p>
       <w:r>
         <w:rPr>
+          <w:rFonts w:ascii="Arial Unicode MS" w:hAnsi="Arial Unicode MS" w:eastAsia="Arial Unicode MS" w:cs="Arial Unicode MS"/>
           <w:b w:val="0"/>
         </w:rPr>
         <w:t>统一基线为官方 croniter 6.2.2，来源说明见 module1/subject/SOURCE.md。三个缺陷均有公开上游记录，复现和修复过程分别保存在 repro-baseline.txt、repro-fixed.txt；Git 历史中保留 07dfad8、101f39e、10e9bb6 三个修复提交，便于审阅。</w:t>
@@ -1152,7 +1305,7 @@
         <w:ind w:left="1440" w:hanging="360"/>
       </w:pPr>
       <w:rPr>
-        <w:rFonts w:ascii="Symbol" w:hAnsi="Symbol" w:hint="default"/>
+        <w:rFonts w:ascii="Arial Unicode MS" w:hAnsi="Arial Unicode MS" w:hint="default" w:eastAsia="Arial Unicode MS"/>
       </w:rPr>
     </w:lvl>
   </w:abstractNum>
@@ -1173,7 +1326,7 @@
         <w:ind w:left="1080" w:hanging="360"/>
       </w:pPr>
       <w:rPr>
-        <w:rFonts w:ascii="Symbol" w:hAnsi="Symbol" w:hint="default"/>
+        <w:rFonts w:ascii="Arial Unicode MS" w:hAnsi="Arial Unicode MS" w:hint="default" w:eastAsia="Arial Unicode MS"/>
       </w:rPr>
     </w:lvl>
   </w:abstractNum>
@@ -1194,7 +1347,7 @@
         <w:ind w:left="720" w:hanging="360"/>
       </w:pPr>
       <w:rPr>
-        <w:rFonts w:ascii="Symbol" w:hAnsi="Symbol" w:hint="default"/>
+        <w:rFonts w:ascii="Arial Unicode MS" w:hAnsi="Arial Unicode MS" w:hint="default" w:eastAsia="Arial Unicode MS"/>
       </w:rPr>
     </w:lvl>
   </w:abstractNum>
@@ -1233,7 +1386,7 @@
         <w:ind w:left="360" w:hanging="360"/>
       </w:pPr>
       <w:rPr>
-        <w:rFonts w:ascii="Symbol" w:hAnsi="Symbol" w:hint="default"/>
+        <w:rFonts w:ascii="Arial Unicode MS" w:hAnsi="Arial Unicode MS" w:hint="default" w:eastAsia="Arial Unicode MS"/>
       </w:rPr>
     </w:lvl>
   </w:abstractNum>
@@ -1268,14 +1421,14 @@
 </file>
 
 <file path=word/styles.xml><?xml version="1.0" encoding="utf-8"?>
-<w:styles xmlns:mc="http://schemas.openxmlformats.org/markup-compatibility/2006" xmlns:r="http://schemas.openxmlformats.org/officeDocument/2006/relationships" xmlns:w="http://schemas.openxmlformats.org/wordprocessingml/2006/main" xmlns:w14="http://schemas.microsoft.com/office/word/2010/wordml" mc:Ignorable="w14">
+<w:styles xmlns:ns1="http://schemas.openxmlformats.org/markup-compatibility/2006" xmlns:w="http://schemas.openxmlformats.org/wordprocessingml/2006/main" ns1:Ignorable="w14">
   <w:docDefaults>
     <w:rPrDefault>
       <w:rPr>
-        <w:rFonts w:asciiTheme="minorHAnsi" w:eastAsiaTheme="minorEastAsia" w:hAnsiTheme="minorHAnsi" w:cstheme="minorBidi"/>
+        <w:rFonts w:asciiTheme="minorHAnsi" w:eastAsiaTheme="minorEastAsia" w:hAnsiTheme="minorHAnsi" w:cstheme="minorBidi" w:eastAsia="Arial Unicode MS"/>
         <w:sz w:val="22"/>
         <w:szCs w:val="22"/>
-        <w:lang w:val="en-US" w:eastAsia="en-US" w:bidi="ar-SA"/>
+        <w:lang w:val="en-US" w:eastAsia="Arial Unicode MS" w:bidi="ar-SA"/>
       </w:rPr>
     </w:rPrDefault>
     <w:pPrDefault>
@@ -1428,7 +1581,7 @@
     <w:qFormat/>
     <w:rsid w:val="00FC693F"/>
     <w:rPr>
-      <w:rFonts w:ascii="STSong" w:hAnsi="STSong" w:eastAsia="STSong"/>
+      <w:rFonts w:ascii="Arial Unicode MS" w:hAnsi="Arial Unicode MS" w:eastAsia="Arial Unicode MS"/>
       <w:sz w:val="18"/>
     </w:rPr>
   </w:style>
@@ -1491,7 +1644,7 @@
       <w:outlineLvl w:val="0"/>
     </w:pPr>
     <w:rPr>
-      <w:rFonts w:asciiTheme="majorHAnsi" w:eastAsiaTheme="majorEastAsia" w:hAnsiTheme="majorHAnsi" w:cstheme="majorBidi" w:ascii="STSong" w:hAnsi="STSong" w:eastAsia="STSong"/>
+      <w:rFonts w:asciiTheme="majorHAnsi" w:eastAsiaTheme="majorEastAsia" w:hAnsiTheme="majorHAnsi" w:cstheme="majorBidi" w:ascii="Arial Unicode MS" w:hAnsi="Arial Unicode MS" w:eastAsia="Arial Unicode MS"/>
       <w:b/>
       <w:bCs/>
       <w:color w:val="000000"/>
@@ -1515,7 +1668,7 @@
       <w:outlineLvl w:val="1"/>
     </w:pPr>
     <w:rPr>
-      <w:rFonts w:asciiTheme="majorHAnsi" w:eastAsiaTheme="majorEastAsia" w:hAnsiTheme="majorHAnsi" w:cstheme="majorBidi" w:ascii="STSong" w:hAnsi="STSong" w:eastAsia="STSong"/>
+      <w:rFonts w:asciiTheme="majorHAnsi" w:eastAsiaTheme="majorEastAsia" w:hAnsiTheme="majorHAnsi" w:cstheme="majorBidi" w:ascii="Arial Unicode MS" w:hAnsi="Arial Unicode MS" w:eastAsia="Arial Unicode MS"/>
       <w:b/>
       <w:bCs/>
       <w:color w:val="000000"/>
@@ -1539,7 +1692,7 @@
       <w:outlineLvl w:val="2"/>
     </w:pPr>
     <w:rPr>
-      <w:rFonts w:asciiTheme="majorHAnsi" w:eastAsiaTheme="majorEastAsia" w:hAnsiTheme="majorHAnsi" w:cstheme="majorBidi"/>
+      <w:rFonts w:asciiTheme="majorHAnsi" w:eastAsiaTheme="majorEastAsia" w:hAnsiTheme="majorHAnsi" w:cstheme="majorBidi" w:eastAsia="Arial Unicode MS"/>
       <w:b/>
       <w:bCs/>
       <w:color w:val="4F81BD" w:themeColor="accent1"/>
@@ -1562,7 +1715,7 @@
       <w:outlineLvl w:val="3"/>
     </w:pPr>
     <w:rPr>
-      <w:rFonts w:asciiTheme="majorHAnsi" w:eastAsiaTheme="majorEastAsia" w:hAnsiTheme="majorHAnsi" w:cstheme="majorBidi"/>
+      <w:rFonts w:asciiTheme="majorHAnsi" w:eastAsiaTheme="majorEastAsia" w:hAnsiTheme="majorHAnsi" w:cstheme="majorBidi" w:eastAsia="Arial Unicode MS"/>
       <w:b/>
       <w:bCs/>
       <w:i/>
@@ -1587,7 +1740,7 @@
       <w:outlineLvl w:val="4"/>
     </w:pPr>
     <w:rPr>
-      <w:rFonts w:asciiTheme="majorHAnsi" w:eastAsiaTheme="majorEastAsia" w:hAnsiTheme="majorHAnsi" w:cstheme="majorBidi"/>
+      <w:rFonts w:asciiTheme="majorHAnsi" w:eastAsiaTheme="majorEastAsia" w:hAnsiTheme="majorHAnsi" w:cstheme="majorBidi" w:eastAsia="Arial Unicode MS"/>
       <w:color w:val="243F60" w:themeColor="accent1" w:themeShade="7F"/>
     </w:rPr>
   </w:style>
@@ -1608,7 +1761,7 @@
       <w:outlineLvl w:val="5"/>
     </w:pPr>
     <w:rPr>
-      <w:rFonts w:asciiTheme="majorHAnsi" w:eastAsiaTheme="majorEastAsia" w:hAnsiTheme="majorHAnsi" w:cstheme="majorBidi"/>
+      <w:rFonts w:asciiTheme="majorHAnsi" w:eastAsiaTheme="majorEastAsia" w:hAnsiTheme="majorHAnsi" w:cstheme="majorBidi" w:eastAsia="Arial Unicode MS"/>
       <w:i/>
       <w:iCs/>
       <w:color w:val="243F60" w:themeColor="accent1" w:themeShade="7F"/>
@@ -1631,7 +1784,7 @@
       <w:outlineLvl w:val="6"/>
     </w:pPr>
     <w:rPr>
-      <w:rFonts w:asciiTheme="majorHAnsi" w:eastAsiaTheme="majorEastAsia" w:hAnsiTheme="majorHAnsi" w:cstheme="majorBidi"/>
+      <w:rFonts w:asciiTheme="majorHAnsi" w:eastAsiaTheme="majorEastAsia" w:hAnsiTheme="majorHAnsi" w:cstheme="majorBidi" w:eastAsia="Arial Unicode MS"/>
       <w:i/>
       <w:iCs/>
       <w:color w:val="404040" w:themeColor="text1" w:themeTint="BF"/>
@@ -1654,7 +1807,7 @@
       <w:outlineLvl w:val="7"/>
     </w:pPr>
     <w:rPr>
-      <w:rFonts w:asciiTheme="majorHAnsi" w:eastAsiaTheme="majorEastAsia" w:hAnsiTheme="majorHAnsi" w:cstheme="majorBidi"/>
+      <w:rFonts w:asciiTheme="majorHAnsi" w:eastAsiaTheme="majorEastAsia" w:hAnsiTheme="majorHAnsi" w:cstheme="majorBidi" w:eastAsia="Arial Unicode MS"/>
       <w:color w:val="4F81BD" w:themeColor="accent1"/>
       <w:sz w:val="20"/>
       <w:szCs w:val="20"/>
@@ -1677,7 +1830,7 @@
       <w:outlineLvl w:val="8"/>
     </w:pPr>
     <w:rPr>
-      <w:rFonts w:asciiTheme="majorHAnsi" w:eastAsiaTheme="majorEastAsia" w:hAnsiTheme="majorHAnsi" w:cstheme="majorBidi"/>
+      <w:rFonts w:asciiTheme="majorHAnsi" w:eastAsiaTheme="majorEastAsia" w:hAnsiTheme="majorHAnsi" w:cstheme="majorBidi" w:eastAsia="Arial Unicode MS"/>
       <w:i/>
       <w:iCs/>
       <w:color w:val="404040" w:themeColor="text1" w:themeTint="BF"/>
@@ -1728,7 +1881,7 @@
     <w:uiPriority w:val="9"/>
     <w:rsid w:val="00FC693F"/>
     <w:rPr>
-      <w:rFonts w:asciiTheme="majorHAnsi" w:eastAsiaTheme="majorEastAsia" w:hAnsiTheme="majorHAnsi" w:cstheme="majorBidi"/>
+      <w:rFonts w:asciiTheme="majorHAnsi" w:eastAsiaTheme="majorEastAsia" w:hAnsiTheme="majorHAnsi" w:cstheme="majorBidi" w:eastAsia="Arial Unicode MS"/>
       <w:b/>
       <w:bCs/>
       <w:color w:val="365F91" w:themeColor="accent1" w:themeShade="BF"/>
@@ -1743,7 +1896,7 @@
     <w:uiPriority w:val="9"/>
     <w:rsid w:val="00FC693F"/>
     <w:rPr>
-      <w:rFonts w:asciiTheme="majorHAnsi" w:eastAsiaTheme="majorEastAsia" w:hAnsiTheme="majorHAnsi" w:cstheme="majorBidi"/>
+      <w:rFonts w:asciiTheme="majorHAnsi" w:eastAsiaTheme="majorEastAsia" w:hAnsiTheme="majorHAnsi" w:cstheme="majorBidi" w:eastAsia="Arial Unicode MS"/>
       <w:b/>
       <w:bCs/>
       <w:color w:val="4F81BD" w:themeColor="accent1"/>
@@ -1758,7 +1911,7 @@
     <w:uiPriority w:val="9"/>
     <w:rsid w:val="00FC693F"/>
     <w:rPr>
-      <w:rFonts w:asciiTheme="majorHAnsi" w:eastAsiaTheme="majorEastAsia" w:hAnsiTheme="majorHAnsi" w:cstheme="majorBidi"/>
+      <w:rFonts w:asciiTheme="majorHAnsi" w:eastAsiaTheme="majorEastAsia" w:hAnsiTheme="majorHAnsi" w:cstheme="majorBidi" w:eastAsia="Arial Unicode MS"/>
       <w:b/>
       <w:bCs/>
       <w:color w:val="4F81BD" w:themeColor="accent1"/>
@@ -1780,7 +1933,7 @@
       <w:contextualSpacing/>
     </w:pPr>
     <w:rPr>
-      <w:rFonts w:asciiTheme="majorHAnsi" w:eastAsiaTheme="majorEastAsia" w:hAnsiTheme="majorHAnsi" w:cstheme="majorBidi" w:ascii="STSong" w:hAnsi="STSong" w:eastAsia="STSong"/>
+      <w:rFonts w:asciiTheme="majorHAnsi" w:eastAsiaTheme="majorEastAsia" w:hAnsiTheme="majorHAnsi" w:cstheme="majorBidi" w:ascii="Arial Unicode MS" w:hAnsi="Arial Unicode MS" w:eastAsia="Arial Unicode MS"/>
       <w:color w:val="000000"/>
       <w:spacing w:val="5"/>
       <w:kern w:val="28"/>
@@ -1795,7 +1948,7 @@
     <w:uiPriority w:val="10"/>
     <w:rsid w:val="00FC693F"/>
     <w:rPr>
-      <w:rFonts w:asciiTheme="majorHAnsi" w:eastAsiaTheme="majorEastAsia" w:hAnsiTheme="majorHAnsi" w:cstheme="majorBidi"/>
+      <w:rFonts w:asciiTheme="majorHAnsi" w:eastAsiaTheme="majorEastAsia" w:hAnsiTheme="majorHAnsi" w:cstheme="majorBidi" w:eastAsia="Arial Unicode MS"/>
       <w:color w:val="17365D" w:themeColor="text2" w:themeShade="BF"/>
       <w:spacing w:val="5"/>
       <w:kern w:val="28"/>
@@ -1817,7 +1970,7 @@
       </w:numPr>
     </w:pPr>
     <w:rPr>
-      <w:rFonts w:asciiTheme="majorHAnsi" w:eastAsiaTheme="majorEastAsia" w:hAnsiTheme="majorHAnsi" w:cstheme="majorBidi"/>
+      <w:rFonts w:asciiTheme="majorHAnsi" w:eastAsiaTheme="majorEastAsia" w:hAnsiTheme="majorHAnsi" w:cstheme="majorBidi" w:eastAsia="Arial Unicode MS"/>
       <w:i/>
       <w:iCs/>
       <w:color w:val="4F81BD" w:themeColor="accent1"/>
@@ -1833,7 +1986,7 @@
     <w:uiPriority w:val="11"/>
     <w:rsid w:val="00FC693F"/>
     <w:rPr>
-      <w:rFonts w:asciiTheme="majorHAnsi" w:eastAsiaTheme="majorEastAsia" w:hAnsiTheme="majorHAnsi" w:cstheme="majorBidi"/>
+      <w:rFonts w:asciiTheme="majorHAnsi" w:eastAsiaTheme="majorEastAsia" w:hAnsiTheme="majorHAnsi" w:cstheme="majorBidi" w:eastAsia="Arial Unicode MS"/>
       <w:i/>
       <w:iCs/>
       <w:color w:val="4F81BD" w:themeColor="accent1"/>
@@ -2080,7 +2233,7 @@
       </w:tabs>
     </w:pPr>
     <w:rPr>
-      <w:rFonts w:ascii="Courier" w:hAnsi="Courier"/>
+      <w:rFonts w:ascii="Arial Unicode MS" w:hAnsi="Arial Unicode MS" w:eastAsia="Arial Unicode MS"/>
       <w:sz w:val="20"/>
       <w:szCs w:val="20"/>
     </w:rPr>
@@ -2092,7 +2245,7 @@
     <w:uiPriority w:val="99"/>
     <w:rsid w:val="0029639D"/>
     <w:rPr>
-      <w:rFonts w:ascii="Courier" w:hAnsi="Courier"/>
+      <w:rFonts w:ascii="Arial Unicode MS" w:hAnsi="Arial Unicode MS" w:eastAsia="Arial Unicode MS"/>
       <w:sz w:val="20"/>
       <w:szCs w:val="20"/>
     </w:rPr>
@@ -2131,7 +2284,7 @@
     <w:semiHidden/>
     <w:rsid w:val="00FC693F"/>
     <w:rPr>
-      <w:rFonts w:asciiTheme="majorHAnsi" w:eastAsiaTheme="majorEastAsia" w:hAnsiTheme="majorHAnsi" w:cstheme="majorBidi"/>
+      <w:rFonts w:asciiTheme="majorHAnsi" w:eastAsiaTheme="majorEastAsia" w:hAnsiTheme="majorHAnsi" w:cstheme="majorBidi" w:eastAsia="Arial Unicode MS"/>
       <w:b/>
       <w:bCs/>
       <w:i/>
@@ -2147,7 +2300,7 @@
     <w:semiHidden/>
     <w:rsid w:val="00FC693F"/>
     <w:rPr>
-      <w:rFonts w:asciiTheme="majorHAnsi" w:eastAsiaTheme="majorEastAsia" w:hAnsiTheme="majorHAnsi" w:cstheme="majorBidi"/>
+      <w:rFonts w:asciiTheme="majorHAnsi" w:eastAsiaTheme="majorEastAsia" w:hAnsiTheme="majorHAnsi" w:cstheme="majorBidi" w:eastAsia="Arial Unicode MS"/>
       <w:color w:val="243F60" w:themeColor="accent1" w:themeShade="7F"/>
     </w:rPr>
   </w:style>
@@ -2159,7 +2312,7 @@
     <w:semiHidden/>
     <w:rsid w:val="00FC693F"/>
     <w:rPr>
-      <w:rFonts w:asciiTheme="majorHAnsi" w:eastAsiaTheme="majorEastAsia" w:hAnsiTheme="majorHAnsi" w:cstheme="majorBidi"/>
+      <w:rFonts w:asciiTheme="majorHAnsi" w:eastAsiaTheme="majorEastAsia" w:hAnsiTheme="majorHAnsi" w:cstheme="majorBidi" w:eastAsia="Arial Unicode MS"/>
       <w:i/>
       <w:iCs/>
       <w:color w:val="243F60" w:themeColor="accent1" w:themeShade="7F"/>
@@ -2173,7 +2326,7 @@
     <w:semiHidden/>
     <w:rsid w:val="00FC693F"/>
     <w:rPr>
-      <w:rFonts w:asciiTheme="majorHAnsi" w:eastAsiaTheme="majorEastAsia" w:hAnsiTheme="majorHAnsi" w:cstheme="majorBidi"/>
+      <w:rFonts w:asciiTheme="majorHAnsi" w:eastAsiaTheme="majorEastAsia" w:hAnsiTheme="majorHAnsi" w:cstheme="majorBidi" w:eastAsia="Arial Unicode MS"/>
       <w:i/>
       <w:iCs/>
       <w:color w:val="404040" w:themeColor="text1" w:themeTint="BF"/>
@@ -2187,7 +2340,7 @@
     <w:semiHidden/>
     <w:rsid w:val="00FC693F"/>
     <w:rPr>
-      <w:rFonts w:asciiTheme="majorHAnsi" w:eastAsiaTheme="majorEastAsia" w:hAnsiTheme="majorHAnsi" w:cstheme="majorBidi"/>
+      <w:rFonts w:asciiTheme="majorHAnsi" w:eastAsiaTheme="majorEastAsia" w:hAnsiTheme="majorHAnsi" w:cstheme="majorBidi" w:eastAsia="Arial Unicode MS"/>
       <w:color w:val="4F81BD" w:themeColor="accent1"/>
       <w:sz w:val="20"/>
       <w:szCs w:val="20"/>
@@ -2201,7 +2354,7 @@
     <w:semiHidden/>
     <w:rsid w:val="00FC693F"/>
     <w:rPr>
-      <w:rFonts w:asciiTheme="majorHAnsi" w:eastAsiaTheme="majorEastAsia" w:hAnsiTheme="majorHAnsi" w:cstheme="majorBidi"/>
+      <w:rFonts w:asciiTheme="majorHAnsi" w:eastAsiaTheme="majorEastAsia" w:hAnsiTheme="majorHAnsi" w:cstheme="majorBidi" w:eastAsia="Arial Unicode MS"/>
       <w:i/>
       <w:iCs/>
       <w:color w:val="404040" w:themeColor="text1" w:themeTint="BF"/>
@@ -3790,7 +3943,7 @@
         <w:spacing w:before="0" w:after="0" w:line="240" w:lineRule="auto"/>
       </w:pPr>
       <w:rPr>
-        <w:rFonts w:asciiTheme="majorHAnsi" w:eastAsiaTheme="majorEastAsia" w:hAnsiTheme="majorHAnsi" w:cstheme="majorBidi"/>
+        <w:rFonts w:asciiTheme="majorHAnsi" w:eastAsiaTheme="majorEastAsia" w:hAnsiTheme="majorHAnsi" w:cstheme="majorBidi" w:eastAsia="Arial Unicode MS"/>
         <w:b/>
         <w:bCs/>
       </w:rPr>
@@ -3811,7 +3964,7 @@
         <w:spacing w:before="0" w:after="0" w:line="240" w:lineRule="auto"/>
       </w:pPr>
       <w:rPr>
-        <w:rFonts w:asciiTheme="majorHAnsi" w:eastAsiaTheme="majorEastAsia" w:hAnsiTheme="majorHAnsi" w:cstheme="majorBidi"/>
+        <w:rFonts w:asciiTheme="majorHAnsi" w:eastAsiaTheme="majorEastAsia" w:hAnsiTheme="majorHAnsi" w:cstheme="majorBidi" w:eastAsia="Arial Unicode MS"/>
         <w:b/>
         <w:bCs/>
       </w:rPr>
@@ -3829,14 +3982,14 @@
     </w:tblStylePr>
     <w:tblStylePr w:type="firstCol">
       <w:rPr>
-        <w:rFonts w:asciiTheme="majorHAnsi" w:eastAsiaTheme="majorEastAsia" w:hAnsiTheme="majorHAnsi" w:cstheme="majorBidi"/>
+        <w:rFonts w:asciiTheme="majorHAnsi" w:eastAsiaTheme="majorEastAsia" w:hAnsiTheme="majorHAnsi" w:cstheme="majorBidi" w:eastAsia="Arial Unicode MS"/>
         <w:b/>
         <w:bCs/>
       </w:rPr>
     </w:tblStylePr>
     <w:tblStylePr w:type="lastCol">
       <w:rPr>
-        <w:rFonts w:asciiTheme="majorHAnsi" w:eastAsiaTheme="majorEastAsia" w:hAnsiTheme="majorHAnsi" w:cstheme="majorBidi"/>
+        <w:rFonts w:asciiTheme="majorHAnsi" w:eastAsiaTheme="majorEastAsia" w:hAnsiTheme="majorHAnsi" w:cstheme="majorBidi" w:eastAsia="Arial Unicode MS"/>
         <w:b/>
         <w:bCs/>
       </w:rPr>
@@ -3920,7 +4073,7 @@
         <w:spacing w:before="0" w:after="0" w:line="240" w:lineRule="auto"/>
       </w:pPr>
       <w:rPr>
-        <w:rFonts w:asciiTheme="majorHAnsi" w:eastAsiaTheme="majorEastAsia" w:hAnsiTheme="majorHAnsi" w:cstheme="majorBidi"/>
+        <w:rFonts w:asciiTheme="majorHAnsi" w:eastAsiaTheme="majorEastAsia" w:hAnsiTheme="majorHAnsi" w:cstheme="majorBidi" w:eastAsia="Arial Unicode MS"/>
         <w:b/>
         <w:bCs/>
       </w:rPr>
@@ -3941,7 +4094,7 @@
         <w:spacing w:before="0" w:after="0" w:line="240" w:lineRule="auto"/>
       </w:pPr>
       <w:rPr>
-        <w:rFonts w:asciiTheme="majorHAnsi" w:eastAsiaTheme="majorEastAsia" w:hAnsiTheme="majorHAnsi" w:cstheme="majorBidi"/>
+        <w:rFonts w:asciiTheme="majorHAnsi" w:eastAsiaTheme="majorEastAsia" w:hAnsiTheme="majorHAnsi" w:cstheme="majorBidi" w:eastAsia="Arial Unicode MS"/>
         <w:b/>
         <w:bCs/>
       </w:rPr>
@@ -3959,14 +4112,14 @@
     </w:tblStylePr>
     <w:tblStylePr w:type="firstCol">
       <w:rPr>
-        <w:rFonts w:asciiTheme="majorHAnsi" w:eastAsiaTheme="majorEastAsia" w:hAnsiTheme="majorHAnsi" w:cstheme="majorBidi"/>
+        <w:rFonts w:asciiTheme="majorHAnsi" w:eastAsiaTheme="majorEastAsia" w:hAnsiTheme="majorHAnsi" w:cstheme="majorBidi" w:eastAsia="Arial Unicode MS"/>
         <w:b/>
         <w:bCs/>
       </w:rPr>
     </w:tblStylePr>
     <w:tblStylePr w:type="lastCol">
       <w:rPr>
-        <w:rFonts w:asciiTheme="majorHAnsi" w:eastAsiaTheme="majorEastAsia" w:hAnsiTheme="majorHAnsi" w:cstheme="majorBidi"/>
+        <w:rFonts w:asciiTheme="majorHAnsi" w:eastAsiaTheme="majorEastAsia" w:hAnsiTheme="majorHAnsi" w:cstheme="majorBidi" w:eastAsia="Arial Unicode MS"/>
         <w:b/>
         <w:bCs/>
       </w:rPr>
@@ -4050,7 +4203,7 @@
         <w:spacing w:before="0" w:after="0" w:line="240" w:lineRule="auto"/>
       </w:pPr>
       <w:rPr>
-        <w:rFonts w:asciiTheme="majorHAnsi" w:eastAsiaTheme="majorEastAsia" w:hAnsiTheme="majorHAnsi" w:cstheme="majorBidi"/>
+        <w:rFonts w:asciiTheme="majorHAnsi" w:eastAsiaTheme="majorEastAsia" w:hAnsiTheme="majorHAnsi" w:cstheme="majorBidi" w:eastAsia="Arial Unicode MS"/>
         <w:b/>
         <w:bCs/>
       </w:rPr>
@@ -4071,7 +4224,7 @@
         <w:spacing w:before="0" w:after="0" w:line="240" w:lineRule="auto"/>
       </w:pPr>
       <w:rPr>
-        <w:rFonts w:asciiTheme="majorHAnsi" w:eastAsiaTheme="majorEastAsia" w:hAnsiTheme="majorHAnsi" w:cstheme="majorBidi"/>
+        <w:rFonts w:asciiTheme="majorHAnsi" w:eastAsiaTheme="majorEastAsia" w:hAnsiTheme="majorHAnsi" w:cstheme="majorBidi" w:eastAsia="Arial Unicode MS"/>
         <w:b/>
         <w:bCs/>
       </w:rPr>
@@ -4089,14 +4242,14 @@
     </w:tblStylePr>
     <w:tblStylePr w:type="firstCol">
       <w:rPr>
-        <w:rFonts w:asciiTheme="majorHAnsi" w:eastAsiaTheme="majorEastAsia" w:hAnsiTheme="majorHAnsi" w:cstheme="majorBidi"/>
+        <w:rFonts w:asciiTheme="majorHAnsi" w:eastAsiaTheme="majorEastAsia" w:hAnsiTheme="majorHAnsi" w:cstheme="majorBidi" w:eastAsia="Arial Unicode MS"/>
         <w:b/>
         <w:bCs/>
       </w:rPr>
     </w:tblStylePr>
     <w:tblStylePr w:type="lastCol">
       <w:rPr>
-        <w:rFonts w:asciiTheme="majorHAnsi" w:eastAsiaTheme="majorEastAsia" w:hAnsiTheme="majorHAnsi" w:cstheme="majorBidi"/>
+        <w:rFonts w:asciiTheme="majorHAnsi" w:eastAsiaTheme="majorEastAsia" w:hAnsiTheme="majorHAnsi" w:cstheme="majorBidi" w:eastAsia="Arial Unicode MS"/>
         <w:b/>
         <w:bCs/>
       </w:rPr>
@@ -4180,7 +4333,7 @@
         <w:spacing w:before="0" w:after="0" w:line="240" w:lineRule="auto"/>
       </w:pPr>
       <w:rPr>
-        <w:rFonts w:asciiTheme="majorHAnsi" w:eastAsiaTheme="majorEastAsia" w:hAnsiTheme="majorHAnsi" w:cstheme="majorBidi"/>
+        <w:rFonts w:asciiTheme="majorHAnsi" w:eastAsiaTheme="majorEastAsia" w:hAnsiTheme="majorHAnsi" w:cstheme="majorBidi" w:eastAsia="Arial Unicode MS"/>
         <w:b/>
         <w:bCs/>
       </w:rPr>
@@ -4201,7 +4354,7 @@
         <w:spacing w:before="0" w:after="0" w:line="240" w:lineRule="auto"/>
       </w:pPr>
       <w:rPr>
-        <w:rFonts w:asciiTheme="majorHAnsi" w:eastAsiaTheme="majorEastAsia" w:hAnsiTheme="majorHAnsi" w:cstheme="majorBidi"/>
+        <w:rFonts w:asciiTheme="majorHAnsi" w:eastAsiaTheme="majorEastAsia" w:hAnsiTheme="majorHAnsi" w:cstheme="majorBidi" w:eastAsia="Arial Unicode MS"/>
         <w:b/>
         <w:bCs/>
       </w:rPr>
@@ -4219,14 +4372,14 @@
     </w:tblStylePr>
     <w:tblStylePr w:type="firstCol">
       <w:rPr>
-        <w:rFonts w:asciiTheme="majorHAnsi" w:eastAsiaTheme="majorEastAsia" w:hAnsiTheme="majorHAnsi" w:cstheme="majorBidi"/>
+        <w:rFonts w:asciiTheme="majorHAnsi" w:eastAsiaTheme="majorEastAsia" w:hAnsiTheme="majorHAnsi" w:cstheme="majorBidi" w:eastAsia="Arial Unicode MS"/>
         <w:b/>
         <w:bCs/>
       </w:rPr>
     </w:tblStylePr>
     <w:tblStylePr w:type="lastCol">
       <w:rPr>
-        <w:rFonts w:asciiTheme="majorHAnsi" w:eastAsiaTheme="majorEastAsia" w:hAnsiTheme="majorHAnsi" w:cstheme="majorBidi"/>
+        <w:rFonts w:asciiTheme="majorHAnsi" w:eastAsiaTheme="majorEastAsia" w:hAnsiTheme="majorHAnsi" w:cstheme="majorBidi" w:eastAsia="Arial Unicode MS"/>
         <w:b/>
         <w:bCs/>
       </w:rPr>
@@ -4310,7 +4463,7 @@
         <w:spacing w:before="0" w:after="0" w:line="240" w:lineRule="auto"/>
       </w:pPr>
       <w:rPr>
-        <w:rFonts w:asciiTheme="majorHAnsi" w:eastAsiaTheme="majorEastAsia" w:hAnsiTheme="majorHAnsi" w:cstheme="majorBidi"/>
+        <w:rFonts w:asciiTheme="majorHAnsi" w:eastAsiaTheme="majorEastAsia" w:hAnsiTheme="majorHAnsi" w:cstheme="majorBidi" w:eastAsia="Arial Unicode MS"/>
         <w:b/>
         <w:bCs/>
       </w:rPr>
@@ -4331,7 +4484,7 @@
         <w:spacing w:before="0" w:after="0" w:line="240" w:lineRule="auto"/>
       </w:pPr>
       <w:rPr>
-        <w:rFonts w:asciiTheme="majorHAnsi" w:eastAsiaTheme="majorEastAsia" w:hAnsiTheme="majorHAnsi" w:cstheme="majorBidi"/>
+        <w:rFonts w:asciiTheme="majorHAnsi" w:eastAsiaTheme="majorEastAsia" w:hAnsiTheme="majorHAnsi" w:cstheme="majorBidi" w:eastAsia="Arial Unicode MS"/>
         <w:b/>
         <w:bCs/>
       </w:rPr>
@@ -4349,14 +4502,14 @@
     </w:tblStylePr>
     <w:tblStylePr w:type="firstCol">
       <w:rPr>
-        <w:rFonts w:asciiTheme="majorHAnsi" w:eastAsiaTheme="majorEastAsia" w:hAnsiTheme="majorHAnsi" w:cstheme="majorBidi"/>
+        <w:rFonts w:asciiTheme="majorHAnsi" w:eastAsiaTheme="majorEastAsia" w:hAnsiTheme="majorHAnsi" w:cstheme="majorBidi" w:eastAsia="Arial Unicode MS"/>
         <w:b/>
         <w:bCs/>
       </w:rPr>
     </w:tblStylePr>
     <w:tblStylePr w:type="lastCol">
       <w:rPr>
-        <w:rFonts w:asciiTheme="majorHAnsi" w:eastAsiaTheme="majorEastAsia" w:hAnsiTheme="majorHAnsi" w:cstheme="majorBidi"/>
+        <w:rFonts w:asciiTheme="majorHAnsi" w:eastAsiaTheme="majorEastAsia" w:hAnsiTheme="majorHAnsi" w:cstheme="majorBidi" w:eastAsia="Arial Unicode MS"/>
         <w:b/>
         <w:bCs/>
       </w:rPr>
@@ -4440,7 +4593,7 @@
         <w:spacing w:before="0" w:after="0" w:line="240" w:lineRule="auto"/>
       </w:pPr>
       <w:rPr>
-        <w:rFonts w:asciiTheme="majorHAnsi" w:eastAsiaTheme="majorEastAsia" w:hAnsiTheme="majorHAnsi" w:cstheme="majorBidi"/>
+        <w:rFonts w:asciiTheme="majorHAnsi" w:eastAsiaTheme="majorEastAsia" w:hAnsiTheme="majorHAnsi" w:cstheme="majorBidi" w:eastAsia="Arial Unicode MS"/>
         <w:b/>
         <w:bCs/>
       </w:rPr>
@@ -4461,7 +4614,7 @@
         <w:spacing w:before="0" w:after="0" w:line="240" w:lineRule="auto"/>
       </w:pPr>
       <w:rPr>
-        <w:rFonts w:asciiTheme="majorHAnsi" w:eastAsiaTheme="majorEastAsia" w:hAnsiTheme="majorHAnsi" w:cstheme="majorBidi"/>
+        <w:rFonts w:asciiTheme="majorHAnsi" w:eastAsiaTheme="majorEastAsia" w:hAnsiTheme="majorHAnsi" w:cstheme="majorBidi" w:eastAsia="Arial Unicode MS"/>
         <w:b/>
         <w:bCs/>
       </w:rPr>
@@ -4479,14 +4632,14 @@
     </w:tblStylePr>
     <w:tblStylePr w:type="firstCol">
       <w:rPr>
-        <w:rFonts w:asciiTheme="majorHAnsi" w:eastAsiaTheme="majorEastAsia" w:hAnsiTheme="majorHAnsi" w:cstheme="majorBidi"/>
+        <w:rFonts w:asciiTheme="majorHAnsi" w:eastAsiaTheme="majorEastAsia" w:hAnsiTheme="majorHAnsi" w:cstheme="majorBidi" w:eastAsia="Arial Unicode MS"/>
         <w:b/>
         <w:bCs/>
       </w:rPr>
     </w:tblStylePr>
     <w:tblStylePr w:type="lastCol">
       <w:rPr>
-        <w:rFonts w:asciiTheme="majorHAnsi" w:eastAsiaTheme="majorEastAsia" w:hAnsiTheme="majorHAnsi" w:cstheme="majorBidi"/>
+        <w:rFonts w:asciiTheme="majorHAnsi" w:eastAsiaTheme="majorEastAsia" w:hAnsiTheme="majorHAnsi" w:cstheme="majorBidi" w:eastAsia="Arial Unicode MS"/>
         <w:b/>
         <w:bCs/>
       </w:rPr>
@@ -4570,7 +4723,7 @@
         <w:spacing w:before="0" w:after="0" w:line="240" w:lineRule="auto"/>
       </w:pPr>
       <w:rPr>
-        <w:rFonts w:asciiTheme="majorHAnsi" w:eastAsiaTheme="majorEastAsia" w:hAnsiTheme="majorHAnsi" w:cstheme="majorBidi"/>
+        <w:rFonts w:asciiTheme="majorHAnsi" w:eastAsiaTheme="majorEastAsia" w:hAnsiTheme="majorHAnsi" w:cstheme="majorBidi" w:eastAsia="Arial Unicode MS"/>
         <w:b/>
         <w:bCs/>
       </w:rPr>
@@ -4591,7 +4744,7 @@
         <w:spacing w:before="0" w:after="0" w:line="240" w:lineRule="auto"/>
       </w:pPr>
       <w:rPr>
-        <w:rFonts w:asciiTheme="majorHAnsi" w:eastAsiaTheme="majorEastAsia" w:hAnsiTheme="majorHAnsi" w:cstheme="majorBidi"/>
+        <w:rFonts w:asciiTheme="majorHAnsi" w:eastAsiaTheme="majorEastAsia" w:hAnsiTheme="majorHAnsi" w:cstheme="majorBidi" w:eastAsia="Arial Unicode MS"/>
         <w:b/>
         <w:bCs/>
       </w:rPr>
@@ -4609,14 +4762,14 @@
     </w:tblStylePr>
     <w:tblStylePr w:type="firstCol">
       <w:rPr>
-        <w:rFonts w:asciiTheme="majorHAnsi" w:eastAsiaTheme="majorEastAsia" w:hAnsiTheme="majorHAnsi" w:cstheme="majorBidi"/>
+        <w:rFonts w:asciiTheme="majorHAnsi" w:eastAsiaTheme="majorEastAsia" w:hAnsiTheme="majorHAnsi" w:cstheme="majorBidi" w:eastAsia="Arial Unicode MS"/>
         <w:b/>
         <w:bCs/>
       </w:rPr>
     </w:tblStylePr>
     <w:tblStylePr w:type="lastCol">
       <w:rPr>
-        <w:rFonts w:asciiTheme="majorHAnsi" w:eastAsiaTheme="majorEastAsia" w:hAnsiTheme="majorHAnsi" w:cstheme="majorBidi"/>
+        <w:rFonts w:asciiTheme="majorHAnsi" w:eastAsiaTheme="majorEastAsia" w:hAnsiTheme="majorHAnsi" w:cstheme="majorBidi" w:eastAsia="Arial Unicode MS"/>
         <w:b/>
         <w:bCs/>
       </w:rPr>
@@ -6481,7 +6634,7 @@
     </w:tblPr>
     <w:tblStylePr w:type="firstRow">
       <w:rPr>
-        <w:rFonts w:asciiTheme="majorHAnsi" w:eastAsiaTheme="majorEastAsia" w:hAnsiTheme="majorHAnsi" w:cstheme="majorBidi"/>
+        <w:rFonts w:asciiTheme="majorHAnsi" w:eastAsiaTheme="majorEastAsia" w:hAnsiTheme="majorHAnsi" w:cstheme="majorBidi" w:eastAsia="Arial Unicode MS"/>
       </w:rPr>
       <w:tblPr/>
       <w:tcPr>
@@ -6565,7 +6718,7 @@
     </w:tblPr>
     <w:tblStylePr w:type="firstRow">
       <w:rPr>
-        <w:rFonts w:asciiTheme="majorHAnsi" w:eastAsiaTheme="majorEastAsia" w:hAnsiTheme="majorHAnsi" w:cstheme="majorBidi"/>
+        <w:rFonts w:asciiTheme="majorHAnsi" w:eastAsiaTheme="majorEastAsia" w:hAnsiTheme="majorHAnsi" w:cstheme="majorBidi" w:eastAsia="Arial Unicode MS"/>
       </w:rPr>
       <w:tblPr/>
       <w:tcPr>
@@ -6649,7 +6802,7 @@
     </w:tblPr>
     <w:tblStylePr w:type="firstRow">
       <w:rPr>
-        <w:rFonts w:asciiTheme="majorHAnsi" w:eastAsiaTheme="majorEastAsia" w:hAnsiTheme="majorHAnsi" w:cstheme="majorBidi"/>
+        <w:rFonts w:asciiTheme="majorHAnsi" w:eastAsiaTheme="majorEastAsia" w:hAnsiTheme="majorHAnsi" w:cstheme="majorBidi" w:eastAsia="Arial Unicode MS"/>
       </w:rPr>
       <w:tblPr/>
       <w:tcPr>
@@ -6733,7 +6886,7 @@
     </w:tblPr>
     <w:tblStylePr w:type="firstRow">
       <w:rPr>
-        <w:rFonts w:asciiTheme="majorHAnsi" w:eastAsiaTheme="majorEastAsia" w:hAnsiTheme="majorHAnsi" w:cstheme="majorBidi"/>
+        <w:rFonts w:asciiTheme="majorHAnsi" w:eastAsiaTheme="majorEastAsia" w:hAnsiTheme="majorHAnsi" w:cstheme="majorBidi" w:eastAsia="Arial Unicode MS"/>
       </w:rPr>
       <w:tblPr/>
       <w:tcPr>
@@ -6817,7 +6970,7 @@
     </w:tblPr>
     <w:tblStylePr w:type="firstRow">
       <w:rPr>
-        <w:rFonts w:asciiTheme="majorHAnsi" w:eastAsiaTheme="majorEastAsia" w:hAnsiTheme="majorHAnsi" w:cstheme="majorBidi"/>
+        <w:rFonts w:asciiTheme="majorHAnsi" w:eastAsiaTheme="majorEastAsia" w:hAnsiTheme="majorHAnsi" w:cstheme="majorBidi" w:eastAsia="Arial Unicode MS"/>
       </w:rPr>
       <w:tblPr/>
       <w:tcPr>
@@ -6901,7 +7054,7 @@
     </w:tblPr>
     <w:tblStylePr w:type="firstRow">
       <w:rPr>
-        <w:rFonts w:asciiTheme="majorHAnsi" w:eastAsiaTheme="majorEastAsia" w:hAnsiTheme="majorHAnsi" w:cstheme="majorBidi"/>
+        <w:rFonts w:asciiTheme="majorHAnsi" w:eastAsiaTheme="majorEastAsia" w:hAnsiTheme="majorHAnsi" w:cstheme="majorBidi" w:eastAsia="Arial Unicode MS"/>
       </w:rPr>
       <w:tblPr/>
       <w:tcPr>
@@ -6985,7 +7138,7 @@
     </w:tblPr>
     <w:tblStylePr w:type="firstRow">
       <w:rPr>
-        <w:rFonts w:asciiTheme="majorHAnsi" w:eastAsiaTheme="majorEastAsia" w:hAnsiTheme="majorHAnsi" w:cstheme="majorBidi"/>
+        <w:rFonts w:asciiTheme="majorHAnsi" w:eastAsiaTheme="majorEastAsia" w:hAnsiTheme="majorHAnsi" w:cstheme="majorBidi" w:eastAsia="Arial Unicode MS"/>
       </w:rPr>
       <w:tblPr/>
       <w:tcPr>
@@ -7050,7 +7203,7 @@
       <w:spacing w:after="0" w:line="240" w:lineRule="auto"/>
     </w:pPr>
     <w:rPr>
-      <w:rFonts w:asciiTheme="majorHAnsi" w:eastAsiaTheme="majorEastAsia" w:hAnsiTheme="majorHAnsi" w:cstheme="majorBidi"/>
+      <w:rFonts w:asciiTheme="majorHAnsi" w:eastAsiaTheme="majorEastAsia" w:hAnsiTheme="majorHAnsi" w:cstheme="majorBidi" w:eastAsia="Arial Unicode MS"/>
       <w:color w:val="000000" w:themeColor="text1"/>
     </w:rPr>
     <w:tblPr>
@@ -7178,7 +7331,7 @@
       <w:spacing w:after="0" w:line="240" w:lineRule="auto"/>
     </w:pPr>
     <w:rPr>
-      <w:rFonts w:asciiTheme="majorHAnsi" w:eastAsiaTheme="majorEastAsia" w:hAnsiTheme="majorHAnsi" w:cstheme="majorBidi"/>
+      <w:rFonts w:asciiTheme="majorHAnsi" w:eastAsiaTheme="majorEastAsia" w:hAnsiTheme="majorHAnsi" w:cstheme="majorBidi" w:eastAsia="Arial Unicode MS"/>
       <w:color w:val="000000" w:themeColor="text1"/>
     </w:rPr>
     <w:tblPr>
@@ -7306,7 +7459,7 @@
       <w:spacing w:after="0" w:line="240" w:lineRule="auto"/>
     </w:pPr>
     <w:rPr>
-      <w:rFonts w:asciiTheme="majorHAnsi" w:eastAsiaTheme="majorEastAsia" w:hAnsiTheme="majorHAnsi" w:cstheme="majorBidi"/>
+      <w:rFonts w:asciiTheme="majorHAnsi" w:eastAsiaTheme="majorEastAsia" w:hAnsiTheme="majorHAnsi" w:cstheme="majorBidi" w:eastAsia="Arial Unicode MS"/>
       <w:color w:val="000000" w:themeColor="text1"/>
     </w:rPr>
     <w:tblPr>
@@ -7434,7 +7587,7 @@
       <w:spacing w:after="0" w:line="240" w:lineRule="auto"/>
     </w:pPr>
     <w:rPr>
-      <w:rFonts w:asciiTheme="majorHAnsi" w:eastAsiaTheme="majorEastAsia" w:hAnsiTheme="majorHAnsi" w:cstheme="majorBidi"/>
+      <w:rFonts w:asciiTheme="majorHAnsi" w:eastAsiaTheme="majorEastAsia" w:hAnsiTheme="majorHAnsi" w:cstheme="majorBidi" w:eastAsia="Arial Unicode MS"/>
       <w:color w:val="000000" w:themeColor="text1"/>
     </w:rPr>
     <w:tblPr>
@@ -7562,7 +7715,7 @@
       <w:spacing w:after="0" w:line="240" w:lineRule="auto"/>
     </w:pPr>
     <w:rPr>
-      <w:rFonts w:asciiTheme="majorHAnsi" w:eastAsiaTheme="majorEastAsia" w:hAnsiTheme="majorHAnsi" w:cstheme="majorBidi"/>
+      <w:rFonts w:asciiTheme="majorHAnsi" w:eastAsiaTheme="majorEastAsia" w:hAnsiTheme="majorHAnsi" w:cstheme="majorBidi" w:eastAsia="Arial Unicode MS"/>
       <w:color w:val="000000" w:themeColor="text1"/>
     </w:rPr>
     <w:tblPr>
@@ -7690,7 +7843,7 @@
       <w:spacing w:after="0" w:line="240" w:lineRule="auto"/>
     </w:pPr>
     <w:rPr>
-      <w:rFonts w:asciiTheme="majorHAnsi" w:eastAsiaTheme="majorEastAsia" w:hAnsiTheme="majorHAnsi" w:cstheme="majorBidi"/>
+      <w:rFonts w:asciiTheme="majorHAnsi" w:eastAsiaTheme="majorEastAsia" w:hAnsiTheme="majorHAnsi" w:cstheme="majorBidi" w:eastAsia="Arial Unicode MS"/>
       <w:color w:val="000000" w:themeColor="text1"/>
     </w:rPr>
     <w:tblPr>
@@ -7818,7 +7971,7 @@
       <w:spacing w:after="0" w:line="240" w:lineRule="auto"/>
     </w:pPr>
     <w:rPr>
-      <w:rFonts w:asciiTheme="majorHAnsi" w:eastAsiaTheme="majorEastAsia" w:hAnsiTheme="majorHAnsi" w:cstheme="majorBidi"/>
+      <w:rFonts w:asciiTheme="majorHAnsi" w:eastAsiaTheme="majorEastAsia" w:hAnsiTheme="majorHAnsi" w:cstheme="majorBidi" w:eastAsia="Arial Unicode MS"/>
       <w:color w:val="000000" w:themeColor="text1"/>
     </w:rPr>
     <w:tblPr>
@@ -8457,7 +8610,7 @@
       <w:spacing w:after="0" w:line="240" w:lineRule="auto"/>
     </w:pPr>
     <w:rPr>
-      <w:rFonts w:asciiTheme="majorHAnsi" w:eastAsiaTheme="majorEastAsia" w:hAnsiTheme="majorHAnsi" w:cstheme="majorBidi"/>
+      <w:rFonts w:asciiTheme="majorHAnsi" w:eastAsiaTheme="majorEastAsia" w:hAnsiTheme="majorHAnsi" w:cstheme="majorBidi" w:eastAsia="Arial Unicode MS"/>
       <w:color w:val="000000" w:themeColor="text1"/>
     </w:rPr>
     <w:tblPr>
@@ -8582,7 +8735,7 @@
       <w:spacing w:after="0" w:line="240" w:lineRule="auto"/>
     </w:pPr>
     <w:rPr>
-      <w:rFonts w:asciiTheme="majorHAnsi" w:eastAsiaTheme="majorEastAsia" w:hAnsiTheme="majorHAnsi" w:cstheme="majorBidi"/>
+      <w:rFonts w:asciiTheme="majorHAnsi" w:eastAsiaTheme="majorEastAsia" w:hAnsiTheme="majorHAnsi" w:cstheme="majorBidi" w:eastAsia="Arial Unicode MS"/>
       <w:color w:val="000000" w:themeColor="text1"/>
     </w:rPr>
     <w:tblPr>
@@ -8707,7 +8860,7 @@
       <w:spacing w:after="0" w:line="240" w:lineRule="auto"/>
     </w:pPr>
     <w:rPr>
-      <w:rFonts w:asciiTheme="majorHAnsi" w:eastAsiaTheme="majorEastAsia" w:hAnsiTheme="majorHAnsi" w:cstheme="majorBidi"/>
+      <w:rFonts w:asciiTheme="majorHAnsi" w:eastAsiaTheme="majorEastAsia" w:hAnsiTheme="majorHAnsi" w:cstheme="majorBidi" w:eastAsia="Arial Unicode MS"/>
       <w:color w:val="000000" w:themeColor="text1"/>
     </w:rPr>
     <w:tblPr>
@@ -8832,7 +8985,7 @@
       <w:spacing w:after="0" w:line="240" w:lineRule="auto"/>
     </w:pPr>
     <w:rPr>
-      <w:rFonts w:asciiTheme="majorHAnsi" w:eastAsiaTheme="majorEastAsia" w:hAnsiTheme="majorHAnsi" w:cstheme="majorBidi"/>
+      <w:rFonts w:asciiTheme="majorHAnsi" w:eastAsiaTheme="majorEastAsia" w:hAnsiTheme="majorHAnsi" w:cstheme="majorBidi" w:eastAsia="Arial Unicode MS"/>
       <w:color w:val="000000" w:themeColor="text1"/>
     </w:rPr>
     <w:tblPr>
@@ -8957,7 +9110,7 @@
       <w:spacing w:after="0" w:line="240" w:lineRule="auto"/>
     </w:pPr>
     <w:rPr>
-      <w:rFonts w:asciiTheme="majorHAnsi" w:eastAsiaTheme="majorEastAsia" w:hAnsiTheme="majorHAnsi" w:cstheme="majorBidi"/>
+      <w:rFonts w:asciiTheme="majorHAnsi" w:eastAsiaTheme="majorEastAsia" w:hAnsiTheme="majorHAnsi" w:cstheme="majorBidi" w:eastAsia="Arial Unicode MS"/>
       <w:color w:val="000000" w:themeColor="text1"/>
     </w:rPr>
     <w:tblPr>
@@ -9082,7 +9235,7 @@
       <w:spacing w:after="0" w:line="240" w:lineRule="auto"/>
     </w:pPr>
     <w:rPr>
-      <w:rFonts w:asciiTheme="majorHAnsi" w:eastAsiaTheme="majorEastAsia" w:hAnsiTheme="majorHAnsi" w:cstheme="majorBidi"/>
+      <w:rFonts w:asciiTheme="majorHAnsi" w:eastAsiaTheme="majorEastAsia" w:hAnsiTheme="majorHAnsi" w:cstheme="majorBidi" w:eastAsia="Arial Unicode MS"/>
       <w:color w:val="000000" w:themeColor="text1"/>
     </w:rPr>
     <w:tblPr>
@@ -9207,7 +9360,7 @@
       <w:spacing w:after="0" w:line="240" w:lineRule="auto"/>
     </w:pPr>
     <w:rPr>
-      <w:rFonts w:asciiTheme="majorHAnsi" w:eastAsiaTheme="majorEastAsia" w:hAnsiTheme="majorHAnsi" w:cstheme="majorBidi"/>
+      <w:rFonts w:asciiTheme="majorHAnsi" w:eastAsiaTheme="majorEastAsia" w:hAnsiTheme="majorHAnsi" w:cstheme="majorBidi" w:eastAsia="Arial Unicode MS"/>
       <w:color w:val="000000" w:themeColor="text1"/>
     </w:rPr>
     <w:tblPr>
@@ -13122,10 +13275,10 @@
   <w:docDefaults>
     <w:rPrDefault>
       <w:rPr>
-        <w:rFonts w:asciiTheme="minorHAnsi" w:eastAsiaTheme="minorEastAsia" w:hAnsiTheme="minorHAnsi" w:cstheme="minorBidi"/>
+        <w:rFonts w:asciiTheme="minorHAnsi" w:eastAsiaTheme="minorEastAsia" w:hAnsiTheme="minorHAnsi" w:cstheme="minorBidi" w:eastAsia="Arial Unicode MS"/>
         <w:sz w:val="22"/>
         <w:szCs w:val="22"/>
-        <w:lang w:val="en-US" w:eastAsia="en-US" w:bidi="ar-SA"/>
+        <w:lang w:val="en-US" w:eastAsia="Arial Unicode MS" w:bidi="ar-SA"/>
       </w:rPr>
     </w:rPrDefault>
     <w:pPrDefault>
@@ -13293,7 +13446,7 @@
       <w:outlineLvl w:val="0"/>
     </w:pPr>
     <w:rPr>
-      <w:rFonts w:asciiTheme="majorHAnsi" w:eastAsiaTheme="majorEastAsia" w:hAnsiTheme="majorHAnsi" w:cstheme="majorBidi"/>
+      <w:rFonts w:asciiTheme="majorHAnsi" w:eastAsiaTheme="majorEastAsia" w:hAnsiTheme="majorHAnsi" w:cstheme="majorBidi" w:eastAsia="Arial Unicode MS"/>
       <w:b/>
       <w:bCs/>
       <w:color w:val="365F91" w:themeColor="accent1" w:themeShade="BF"/>
@@ -13317,7 +13470,7 @@
       <w:outlineLvl w:val="1"/>
     </w:pPr>
     <w:rPr>
-      <w:rFonts w:asciiTheme="majorHAnsi" w:eastAsiaTheme="majorEastAsia" w:hAnsiTheme="majorHAnsi" w:cstheme="majorBidi"/>
+      <w:rFonts w:asciiTheme="majorHAnsi" w:eastAsiaTheme="majorEastAsia" w:hAnsiTheme="majorHAnsi" w:cstheme="majorBidi" w:eastAsia="Arial Unicode MS"/>
       <w:b/>
       <w:bCs/>
       <w:color w:val="4F81BD" w:themeColor="accent1"/>
@@ -13341,7 +13494,7 @@
       <w:outlineLvl w:val="2"/>
     </w:pPr>
     <w:rPr>
-      <w:rFonts w:asciiTheme="majorHAnsi" w:eastAsiaTheme="majorEastAsia" w:hAnsiTheme="majorHAnsi" w:cstheme="majorBidi"/>
+      <w:rFonts w:asciiTheme="majorHAnsi" w:eastAsiaTheme="majorEastAsia" w:hAnsiTheme="majorHAnsi" w:cstheme="majorBidi" w:eastAsia="Arial Unicode MS"/>
       <w:b/>
       <w:bCs/>
       <w:color w:val="4F81BD" w:themeColor="accent1"/>
@@ -13364,7 +13517,7 @@
       <w:outlineLvl w:val="3"/>
     </w:pPr>
     <w:rPr>
-      <w:rFonts w:asciiTheme="majorHAnsi" w:eastAsiaTheme="majorEastAsia" w:hAnsiTheme="majorHAnsi" w:cstheme="majorBidi"/>
+      <w:rFonts w:asciiTheme="majorHAnsi" w:eastAsiaTheme="majorEastAsia" w:hAnsiTheme="majorHAnsi" w:cstheme="majorBidi" w:eastAsia="Arial Unicode MS"/>
       <w:b/>
       <w:bCs/>
       <w:i/>
@@ -13389,7 +13542,7 @@
       <w:outlineLvl w:val="4"/>
     </w:pPr>
     <w:rPr>
-      <w:rFonts w:asciiTheme="majorHAnsi" w:eastAsiaTheme="majorEastAsia" w:hAnsiTheme="majorHAnsi" w:cstheme="majorBidi"/>
+      <w:rFonts w:asciiTheme="majorHAnsi" w:eastAsiaTheme="majorEastAsia" w:hAnsiTheme="majorHAnsi" w:cstheme="majorBidi" w:eastAsia="Arial Unicode MS"/>
       <w:color w:val="243F60" w:themeColor="accent1" w:themeShade="7F"/>
     </w:rPr>
   </w:style>
@@ -13410,7 +13563,7 @@
       <w:outlineLvl w:val="5"/>
     </w:pPr>
     <w:rPr>
-      <w:rFonts w:asciiTheme="majorHAnsi" w:eastAsiaTheme="majorEastAsia" w:hAnsiTheme="majorHAnsi" w:cstheme="majorBidi"/>
+      <w:rFonts w:asciiTheme="majorHAnsi" w:eastAsiaTheme="majorEastAsia" w:hAnsiTheme="majorHAnsi" w:cstheme="majorBidi" w:eastAsia="Arial Unicode MS"/>
       <w:i/>
       <w:iCs/>
       <w:color w:val="243F60" w:themeColor="accent1" w:themeShade="7F"/>
@@ -13433,7 +13586,7 @@
       <w:outlineLvl w:val="6"/>
     </w:pPr>
     <w:rPr>
-      <w:rFonts w:asciiTheme="majorHAnsi" w:eastAsiaTheme="majorEastAsia" w:hAnsiTheme="majorHAnsi" w:cstheme="majorBidi"/>
+      <w:rFonts w:asciiTheme="majorHAnsi" w:eastAsiaTheme="majorEastAsia" w:hAnsiTheme="majorHAnsi" w:cstheme="majorBidi" w:eastAsia="Arial Unicode MS"/>
       <w:i/>
       <w:iCs/>
       <w:color w:val="404040" w:themeColor="text1" w:themeTint="BF"/>
@@ -13456,7 +13609,7 @@
       <w:outlineLvl w:val="7"/>
     </w:pPr>
     <w:rPr>
-      <w:rFonts w:asciiTheme="majorHAnsi" w:eastAsiaTheme="majorEastAsia" w:hAnsiTheme="majorHAnsi" w:cstheme="majorBidi"/>
+      <w:rFonts w:asciiTheme="majorHAnsi" w:eastAsiaTheme="majorEastAsia" w:hAnsiTheme="majorHAnsi" w:cstheme="majorBidi" w:eastAsia="Arial Unicode MS"/>
       <w:color w:val="4F81BD" w:themeColor="accent1"/>
       <w:sz w:val="20"/>
       <w:szCs w:val="20"/>
@@ -13479,7 +13632,7 @@
       <w:outlineLvl w:val="8"/>
     </w:pPr>
     <w:rPr>
-      <w:rFonts w:asciiTheme="majorHAnsi" w:eastAsiaTheme="majorEastAsia" w:hAnsiTheme="majorHAnsi" w:cstheme="majorBidi"/>
+      <w:rFonts w:asciiTheme="majorHAnsi" w:eastAsiaTheme="majorEastAsia" w:hAnsiTheme="majorHAnsi" w:cstheme="majorBidi" w:eastAsia="Arial Unicode MS"/>
       <w:i/>
       <w:iCs/>
       <w:color w:val="404040" w:themeColor="text1" w:themeTint="BF"/>
@@ -13530,7 +13683,7 @@
     <w:uiPriority w:val="9"/>
     <w:rsid w:val="00FC693F"/>
     <w:rPr>
-      <w:rFonts w:asciiTheme="majorHAnsi" w:eastAsiaTheme="majorEastAsia" w:hAnsiTheme="majorHAnsi" w:cstheme="majorBidi"/>
+      <w:rFonts w:asciiTheme="majorHAnsi" w:eastAsiaTheme="majorEastAsia" w:hAnsiTheme="majorHAnsi" w:cstheme="majorBidi" w:eastAsia="Arial Unicode MS"/>
       <w:b/>
       <w:bCs/>
       <w:color w:val="365F91" w:themeColor="accent1" w:themeShade="BF"/>
@@ -13545,7 +13698,7 @@
     <w:uiPriority w:val="9"/>
     <w:rsid w:val="00FC693F"/>
     <w:rPr>
-      <w:rFonts w:asciiTheme="majorHAnsi" w:eastAsiaTheme="majorEastAsia" w:hAnsiTheme="majorHAnsi" w:cstheme="majorBidi"/>
+      <w:rFonts w:asciiTheme="majorHAnsi" w:eastAsiaTheme="majorEastAsia" w:hAnsiTheme="majorHAnsi" w:cstheme="majorBidi" w:eastAsia="Arial Unicode MS"/>
       <w:b/>
       <w:bCs/>
       <w:color w:val="4F81BD" w:themeColor="accent1"/>
@@ -13560,7 +13713,7 @@
     <w:uiPriority w:val="9"/>
     <w:rsid w:val="00FC693F"/>
     <w:rPr>
-      <w:rFonts w:asciiTheme="majorHAnsi" w:eastAsiaTheme="majorEastAsia" w:hAnsiTheme="majorHAnsi" w:cstheme="majorBidi"/>
+      <w:rFonts w:asciiTheme="majorHAnsi" w:eastAsiaTheme="majorEastAsia" w:hAnsiTheme="majorHAnsi" w:cstheme="majorBidi" w:eastAsia="Arial Unicode MS"/>
       <w:b/>
       <w:bCs/>
       <w:color w:val="4F81BD" w:themeColor="accent1"/>
@@ -13582,7 +13735,7 @@
       <w:contextualSpacing/>
     </w:pPr>
     <w:rPr>
-      <w:rFonts w:asciiTheme="majorHAnsi" w:eastAsiaTheme="majorEastAsia" w:hAnsiTheme="majorHAnsi" w:cstheme="majorBidi"/>
+      <w:rFonts w:asciiTheme="majorHAnsi" w:eastAsiaTheme="majorEastAsia" w:hAnsiTheme="majorHAnsi" w:cstheme="majorBidi" w:eastAsia="Arial Unicode MS"/>
       <w:color w:val="17365D" w:themeColor="text2" w:themeShade="BF"/>
       <w:spacing w:val="5"/>
       <w:kern w:val="28"/>
@@ -13597,7 +13750,7 @@
     <w:uiPriority w:val="10"/>
     <w:rsid w:val="00FC693F"/>
     <w:rPr>
-      <w:rFonts w:asciiTheme="majorHAnsi" w:eastAsiaTheme="majorEastAsia" w:hAnsiTheme="majorHAnsi" w:cstheme="majorBidi"/>
+      <w:rFonts w:asciiTheme="majorHAnsi" w:eastAsiaTheme="majorEastAsia" w:hAnsiTheme="majorHAnsi" w:cstheme="majorBidi" w:eastAsia="Arial Unicode MS"/>
       <w:color w:val="17365D" w:themeColor="text2" w:themeShade="BF"/>
       <w:spacing w:val="5"/>
       <w:kern w:val="28"/>
@@ -13619,7 +13772,7 @@
       </w:numPr>
     </w:pPr>
     <w:rPr>
-      <w:rFonts w:asciiTheme="majorHAnsi" w:eastAsiaTheme="majorEastAsia" w:hAnsiTheme="majorHAnsi" w:cstheme="majorBidi"/>
+      <w:rFonts w:asciiTheme="majorHAnsi" w:eastAsiaTheme="majorEastAsia" w:hAnsiTheme="majorHAnsi" w:cstheme="majorBidi" w:eastAsia="Arial Unicode MS"/>
       <w:i/>
       <w:iCs/>
       <w:color w:val="4F81BD" w:themeColor="accent1"/>
@@ -13635,7 +13788,7 @@
     <w:uiPriority w:val="11"/>
     <w:rsid w:val="00FC693F"/>
     <w:rPr>
-      <w:rFonts w:asciiTheme="majorHAnsi" w:eastAsiaTheme="majorEastAsia" w:hAnsiTheme="majorHAnsi" w:cstheme="majorBidi"/>
+      <w:rFonts w:asciiTheme="majorHAnsi" w:eastAsiaTheme="majorEastAsia" w:hAnsiTheme="majorHAnsi" w:cstheme="majorBidi" w:eastAsia="Arial Unicode MS"/>
       <w:i/>
       <w:iCs/>
       <w:color w:val="4F81BD" w:themeColor="accent1"/>
@@ -13882,7 +14035,7 @@
       </w:tabs>
     </w:pPr>
     <w:rPr>
-      <w:rFonts w:ascii="Courier" w:hAnsi="Courier"/>
+      <w:rFonts w:ascii="Arial Unicode MS" w:hAnsi="Arial Unicode MS" w:eastAsia="Arial Unicode MS"/>
       <w:sz w:val="20"/>
       <w:szCs w:val="20"/>
     </w:rPr>
@@ -13894,7 +14047,7 @@
     <w:uiPriority w:val="99"/>
     <w:rsid w:val="0029639D"/>
     <w:rPr>
-      <w:rFonts w:ascii="Courier" w:hAnsi="Courier"/>
+      <w:rFonts w:ascii="Arial Unicode MS" w:hAnsi="Arial Unicode MS" w:eastAsia="Arial Unicode MS"/>
       <w:sz w:val="20"/>
       <w:szCs w:val="20"/>
     </w:rPr>
@@ -13933,7 +14086,7 @@
     <w:semiHidden/>
     <w:rsid w:val="00FC693F"/>
     <w:rPr>
-      <w:rFonts w:asciiTheme="majorHAnsi" w:eastAsiaTheme="majorEastAsia" w:hAnsiTheme="majorHAnsi" w:cstheme="majorBidi"/>
+      <w:rFonts w:asciiTheme="majorHAnsi" w:eastAsiaTheme="majorEastAsia" w:hAnsiTheme="majorHAnsi" w:cstheme="majorBidi" w:eastAsia="Arial Unicode MS"/>
       <w:b/>
       <w:bCs/>
       <w:i/>
@@ -13949,7 +14102,7 @@
     <w:semiHidden/>
     <w:rsid w:val="00FC693F"/>
     <w:rPr>
-      <w:rFonts w:asciiTheme="majorHAnsi" w:eastAsiaTheme="majorEastAsia" w:hAnsiTheme="majorHAnsi" w:cstheme="majorBidi"/>
+      <w:rFonts w:asciiTheme="majorHAnsi" w:eastAsiaTheme="majorEastAsia" w:hAnsiTheme="majorHAnsi" w:cstheme="majorBidi" w:eastAsia="Arial Unicode MS"/>
       <w:color w:val="243F60" w:themeColor="accent1" w:themeShade="7F"/>
     </w:rPr>
   </w:style>
@@ -13961,7 +14114,7 @@
     <w:semiHidden/>
     <w:rsid w:val="00FC693F"/>
     <w:rPr>
-      <w:rFonts w:asciiTheme="majorHAnsi" w:eastAsiaTheme="majorEastAsia" w:hAnsiTheme="majorHAnsi" w:cstheme="majorBidi"/>
+      <w:rFonts w:asciiTheme="majorHAnsi" w:eastAsiaTheme="majorEastAsia" w:hAnsiTheme="majorHAnsi" w:cstheme="majorBidi" w:eastAsia="Arial Unicode MS"/>
       <w:i/>
       <w:iCs/>
       <w:color w:val="243F60" w:themeColor="accent1" w:themeShade="7F"/>
@@ -13975,7 +14128,7 @@
     <w:semiHidden/>
     <w:rsid w:val="00FC693F"/>
     <w:rPr>
-      <w:rFonts w:asciiTheme="majorHAnsi" w:eastAsiaTheme="majorEastAsia" w:hAnsiTheme="majorHAnsi" w:cstheme="majorBidi"/>
+      <w:rFonts w:asciiTheme="majorHAnsi" w:eastAsiaTheme="majorEastAsia" w:hAnsiTheme="majorHAnsi" w:cstheme="majorBidi" w:eastAsia="Arial Unicode MS"/>
       <w:i/>
       <w:iCs/>
       <w:color w:val="404040" w:themeColor="text1" w:themeTint="BF"/>
@@ -13989,7 +14142,7 @@
     <w:semiHidden/>
     <w:rsid w:val="00FC693F"/>
     <w:rPr>
-      <w:rFonts w:asciiTheme="majorHAnsi" w:eastAsiaTheme="majorEastAsia" w:hAnsiTheme="majorHAnsi" w:cstheme="majorBidi"/>
+      <w:rFonts w:asciiTheme="majorHAnsi" w:eastAsiaTheme="majorEastAsia" w:hAnsiTheme="majorHAnsi" w:cstheme="majorBidi" w:eastAsia="Arial Unicode MS"/>
       <w:color w:val="4F81BD" w:themeColor="accent1"/>
       <w:sz w:val="20"/>
       <w:szCs w:val="20"/>
@@ -14003,7 +14156,7 @@
     <w:semiHidden/>
     <w:rsid w:val="00FC693F"/>
     <w:rPr>
-      <w:rFonts w:asciiTheme="majorHAnsi" w:eastAsiaTheme="majorEastAsia" w:hAnsiTheme="majorHAnsi" w:cstheme="majorBidi"/>
+      <w:rFonts w:asciiTheme="majorHAnsi" w:eastAsiaTheme="majorEastAsia" w:hAnsiTheme="majorHAnsi" w:cstheme="majorBidi" w:eastAsia="Arial Unicode MS"/>
       <w:i/>
       <w:iCs/>
       <w:color w:val="404040" w:themeColor="text1" w:themeTint="BF"/>
@@ -15592,7 +15745,7 @@
         <w:spacing w:before="0" w:after="0" w:line="240" w:lineRule="auto"/>
       </w:pPr>
       <w:rPr>
-        <w:rFonts w:asciiTheme="majorHAnsi" w:eastAsiaTheme="majorEastAsia" w:hAnsiTheme="majorHAnsi" w:cstheme="majorBidi"/>
+        <w:rFonts w:asciiTheme="majorHAnsi" w:eastAsiaTheme="majorEastAsia" w:hAnsiTheme="majorHAnsi" w:cstheme="majorBidi" w:eastAsia="Arial Unicode MS"/>
         <w:b/>
         <w:bCs/>
       </w:rPr>
@@ -15613,7 +15766,7 @@
         <w:spacing w:before="0" w:after="0" w:line="240" w:lineRule="auto"/>
       </w:pPr>
       <w:rPr>
-        <w:rFonts w:asciiTheme="majorHAnsi" w:eastAsiaTheme="majorEastAsia" w:hAnsiTheme="majorHAnsi" w:cstheme="majorBidi"/>
+        <w:rFonts w:asciiTheme="majorHAnsi" w:eastAsiaTheme="majorEastAsia" w:hAnsiTheme="majorHAnsi" w:cstheme="majorBidi" w:eastAsia="Arial Unicode MS"/>
         <w:b/>
         <w:bCs/>
       </w:rPr>
@@ -15631,14 +15784,14 @@
     </w:tblStylePr>
     <w:tblStylePr w:type="firstCol">
       <w:rPr>
-        <w:rFonts w:asciiTheme="majorHAnsi" w:eastAsiaTheme="majorEastAsia" w:hAnsiTheme="majorHAnsi" w:cstheme="majorBidi"/>
+        <w:rFonts w:asciiTheme="majorHAnsi" w:eastAsiaTheme="majorEastAsia" w:hAnsiTheme="majorHAnsi" w:cstheme="majorBidi" w:eastAsia="Arial Unicode MS"/>
         <w:b/>
         <w:bCs/>
       </w:rPr>
     </w:tblStylePr>
     <w:tblStylePr w:type="lastCol">
       <w:rPr>
-        <w:rFonts w:asciiTheme="majorHAnsi" w:eastAsiaTheme="majorEastAsia" w:hAnsiTheme="majorHAnsi" w:cstheme="majorBidi"/>
+        <w:rFonts w:asciiTheme="majorHAnsi" w:eastAsiaTheme="majorEastAsia" w:hAnsiTheme="majorHAnsi" w:cstheme="majorBidi" w:eastAsia="Arial Unicode MS"/>
         <w:b/>
         <w:bCs/>
       </w:rPr>
@@ -15722,7 +15875,7 @@
         <w:spacing w:before="0" w:after="0" w:line="240" w:lineRule="auto"/>
       </w:pPr>
       <w:rPr>
-        <w:rFonts w:asciiTheme="majorHAnsi" w:eastAsiaTheme="majorEastAsia" w:hAnsiTheme="majorHAnsi" w:cstheme="majorBidi"/>
+        <w:rFonts w:asciiTheme="majorHAnsi" w:eastAsiaTheme="majorEastAsia" w:hAnsiTheme="majorHAnsi" w:cstheme="majorBidi" w:eastAsia="Arial Unicode MS"/>
         <w:b/>
         <w:bCs/>
       </w:rPr>
@@ -15743,7 +15896,7 @@
         <w:spacing w:before="0" w:after="0" w:line="240" w:lineRule="auto"/>
       </w:pPr>
       <w:rPr>
-        <w:rFonts w:asciiTheme="majorHAnsi" w:eastAsiaTheme="majorEastAsia" w:hAnsiTheme="majorHAnsi" w:cstheme="majorBidi"/>
+        <w:rFonts w:asciiTheme="majorHAnsi" w:eastAsiaTheme="majorEastAsia" w:hAnsiTheme="majorHAnsi" w:cstheme="majorBidi" w:eastAsia="Arial Unicode MS"/>
         <w:b/>
         <w:bCs/>
       </w:rPr>
@@ -15761,14 +15914,14 @@
     </w:tblStylePr>
     <w:tblStylePr w:type="firstCol">
       <w:rPr>
-        <w:rFonts w:asciiTheme="majorHAnsi" w:eastAsiaTheme="majorEastAsia" w:hAnsiTheme="majorHAnsi" w:cstheme="majorBidi"/>
+        <w:rFonts w:asciiTheme="majorHAnsi" w:eastAsiaTheme="majorEastAsia" w:hAnsiTheme="majorHAnsi" w:cstheme="majorBidi" w:eastAsia="Arial Unicode MS"/>
         <w:b/>
         <w:bCs/>
       </w:rPr>
     </w:tblStylePr>
     <w:tblStylePr w:type="lastCol">
       <w:rPr>
-        <w:rFonts w:asciiTheme="majorHAnsi" w:eastAsiaTheme="majorEastAsia" w:hAnsiTheme="majorHAnsi" w:cstheme="majorBidi"/>
+        <w:rFonts w:asciiTheme="majorHAnsi" w:eastAsiaTheme="majorEastAsia" w:hAnsiTheme="majorHAnsi" w:cstheme="majorBidi" w:eastAsia="Arial Unicode MS"/>
         <w:b/>
         <w:bCs/>
       </w:rPr>
@@ -15852,7 +16005,7 @@
         <w:spacing w:before="0" w:after="0" w:line="240" w:lineRule="auto"/>
       </w:pPr>
       <w:rPr>
-        <w:rFonts w:asciiTheme="majorHAnsi" w:eastAsiaTheme="majorEastAsia" w:hAnsiTheme="majorHAnsi" w:cstheme="majorBidi"/>
+        <w:rFonts w:asciiTheme="majorHAnsi" w:eastAsiaTheme="majorEastAsia" w:hAnsiTheme="majorHAnsi" w:cstheme="majorBidi" w:eastAsia="Arial Unicode MS"/>
         <w:b/>
         <w:bCs/>
       </w:rPr>
@@ -15873,7 +16026,7 @@
         <w:spacing w:before="0" w:after="0" w:line="240" w:lineRule="auto"/>
       </w:pPr>
       <w:rPr>
-        <w:rFonts w:asciiTheme="majorHAnsi" w:eastAsiaTheme="majorEastAsia" w:hAnsiTheme="majorHAnsi" w:cstheme="majorBidi"/>
+        <w:rFonts w:asciiTheme="majorHAnsi" w:eastAsiaTheme="majorEastAsia" w:hAnsiTheme="majorHAnsi" w:cstheme="majorBidi" w:eastAsia="Arial Unicode MS"/>
         <w:b/>
         <w:bCs/>
       </w:rPr>
@@ -15891,14 +16044,14 @@
     </w:tblStylePr>
     <w:tblStylePr w:type="firstCol">
       <w:rPr>
-        <w:rFonts w:asciiTheme="majorHAnsi" w:eastAsiaTheme="majorEastAsia" w:hAnsiTheme="majorHAnsi" w:cstheme="majorBidi"/>
+        <w:rFonts w:asciiTheme="majorHAnsi" w:eastAsiaTheme="majorEastAsia" w:hAnsiTheme="majorHAnsi" w:cstheme="majorBidi" w:eastAsia="Arial Unicode MS"/>
         <w:b/>
         <w:bCs/>
       </w:rPr>
     </w:tblStylePr>
     <w:tblStylePr w:type="lastCol">
       <w:rPr>
-        <w:rFonts w:asciiTheme="majorHAnsi" w:eastAsiaTheme="majorEastAsia" w:hAnsiTheme="majorHAnsi" w:cstheme="majorBidi"/>
+        <w:rFonts w:asciiTheme="majorHAnsi" w:eastAsiaTheme="majorEastAsia" w:hAnsiTheme="majorHAnsi" w:cstheme="majorBidi" w:eastAsia="Arial Unicode MS"/>
         <w:b/>
         <w:bCs/>
       </w:rPr>
@@ -15982,7 +16135,7 @@
         <w:spacing w:before="0" w:after="0" w:line="240" w:lineRule="auto"/>
       </w:pPr>
       <w:rPr>
-        <w:rFonts w:asciiTheme="majorHAnsi" w:eastAsiaTheme="majorEastAsia" w:hAnsiTheme="majorHAnsi" w:cstheme="majorBidi"/>
+        <w:rFonts w:asciiTheme="majorHAnsi" w:eastAsiaTheme="majorEastAsia" w:hAnsiTheme="majorHAnsi" w:cstheme="majorBidi" w:eastAsia="Arial Unicode MS"/>
         <w:b/>
         <w:bCs/>
       </w:rPr>
@@ -16003,7 +16156,7 @@
         <w:spacing w:before="0" w:after="0" w:line="240" w:lineRule="auto"/>
       </w:pPr>
       <w:rPr>
-        <w:rFonts w:asciiTheme="majorHAnsi" w:eastAsiaTheme="majorEastAsia" w:hAnsiTheme="majorHAnsi" w:cstheme="majorBidi"/>
+        <w:rFonts w:asciiTheme="majorHAnsi" w:eastAsiaTheme="majorEastAsia" w:hAnsiTheme="majorHAnsi" w:cstheme="majorBidi" w:eastAsia="Arial Unicode MS"/>
         <w:b/>
         <w:bCs/>
       </w:rPr>
@@ -16021,14 +16174,14 @@
     </w:tblStylePr>
     <w:tblStylePr w:type="firstCol">
       <w:rPr>
-        <w:rFonts w:asciiTheme="majorHAnsi" w:eastAsiaTheme="majorEastAsia" w:hAnsiTheme="majorHAnsi" w:cstheme="majorBidi"/>
+        <w:rFonts w:asciiTheme="majorHAnsi" w:eastAsiaTheme="majorEastAsia" w:hAnsiTheme="majorHAnsi" w:cstheme="majorBidi" w:eastAsia="Arial Unicode MS"/>
         <w:b/>
         <w:bCs/>
       </w:rPr>
     </w:tblStylePr>
     <w:tblStylePr w:type="lastCol">
       <w:rPr>
-        <w:rFonts w:asciiTheme="majorHAnsi" w:eastAsiaTheme="majorEastAsia" w:hAnsiTheme="majorHAnsi" w:cstheme="majorBidi"/>
+        <w:rFonts w:asciiTheme="majorHAnsi" w:eastAsiaTheme="majorEastAsia" w:hAnsiTheme="majorHAnsi" w:cstheme="majorBidi" w:eastAsia="Arial Unicode MS"/>
         <w:b/>
         <w:bCs/>
       </w:rPr>
@@ -16112,7 +16265,7 @@
         <w:spacing w:before="0" w:after="0" w:line="240" w:lineRule="auto"/>
       </w:pPr>
       <w:rPr>
-        <w:rFonts w:asciiTheme="majorHAnsi" w:eastAsiaTheme="majorEastAsia" w:hAnsiTheme="majorHAnsi" w:cstheme="majorBidi"/>
+        <w:rFonts w:asciiTheme="majorHAnsi" w:eastAsiaTheme="majorEastAsia" w:hAnsiTheme="majorHAnsi" w:cstheme="majorBidi" w:eastAsia="Arial Unicode MS"/>
         <w:b/>
         <w:bCs/>
       </w:rPr>
@@ -16133,7 +16286,7 @@
         <w:spacing w:before="0" w:after="0" w:line="240" w:lineRule="auto"/>
       </w:pPr>
       <w:rPr>
-        <w:rFonts w:asciiTheme="majorHAnsi" w:eastAsiaTheme="majorEastAsia" w:hAnsiTheme="majorHAnsi" w:cstheme="majorBidi"/>
+        <w:rFonts w:asciiTheme="majorHAnsi" w:eastAsiaTheme="majorEastAsia" w:hAnsiTheme="majorHAnsi" w:cstheme="majorBidi" w:eastAsia="Arial Unicode MS"/>
         <w:b/>
         <w:bCs/>
       </w:rPr>
@@ -16151,14 +16304,14 @@
     </w:tblStylePr>
     <w:tblStylePr w:type="firstCol">
       <w:rPr>
-        <w:rFonts w:asciiTheme="majorHAnsi" w:eastAsiaTheme="majorEastAsia" w:hAnsiTheme="majorHAnsi" w:cstheme="majorBidi"/>
+        <w:rFonts w:asciiTheme="majorHAnsi" w:eastAsiaTheme="majorEastAsia" w:hAnsiTheme="majorHAnsi" w:cstheme="majorBidi" w:eastAsia="Arial Unicode MS"/>
         <w:b/>
         <w:bCs/>
       </w:rPr>
     </w:tblStylePr>
     <w:tblStylePr w:type="lastCol">
       <w:rPr>
-        <w:rFonts w:asciiTheme="majorHAnsi" w:eastAsiaTheme="majorEastAsia" w:hAnsiTheme="majorHAnsi" w:cstheme="majorBidi"/>
+        <w:rFonts w:asciiTheme="majorHAnsi" w:eastAsiaTheme="majorEastAsia" w:hAnsiTheme="majorHAnsi" w:cstheme="majorBidi" w:eastAsia="Arial Unicode MS"/>
         <w:b/>
         <w:bCs/>
       </w:rPr>
@@ -16242,7 +16395,7 @@
         <w:spacing w:before="0" w:after="0" w:line="240" w:lineRule="auto"/>
       </w:pPr>
       <w:rPr>
-        <w:rFonts w:asciiTheme="majorHAnsi" w:eastAsiaTheme="majorEastAsia" w:hAnsiTheme="majorHAnsi" w:cstheme="majorBidi"/>
+        <w:rFonts w:asciiTheme="majorHAnsi" w:eastAsiaTheme="majorEastAsia" w:hAnsiTheme="majorHAnsi" w:cstheme="majorBidi" w:eastAsia="Arial Unicode MS"/>
         <w:b/>
         <w:bCs/>
       </w:rPr>
@@ -16263,7 +16416,7 @@
         <w:spacing w:before="0" w:after="0" w:line="240" w:lineRule="auto"/>
       </w:pPr>
       <w:rPr>
-        <w:rFonts w:asciiTheme="majorHAnsi" w:eastAsiaTheme="majorEastAsia" w:hAnsiTheme="majorHAnsi" w:cstheme="majorBidi"/>
+        <w:rFonts w:asciiTheme="majorHAnsi" w:eastAsiaTheme="majorEastAsia" w:hAnsiTheme="majorHAnsi" w:cstheme="majorBidi" w:eastAsia="Arial Unicode MS"/>
         <w:b/>
         <w:bCs/>
       </w:rPr>
@@ -16281,14 +16434,14 @@
     </w:tblStylePr>
     <w:tblStylePr w:type="firstCol">
       <w:rPr>
-        <w:rFonts w:asciiTheme="majorHAnsi" w:eastAsiaTheme="majorEastAsia" w:hAnsiTheme="majorHAnsi" w:cstheme="majorBidi"/>
+        <w:rFonts w:asciiTheme="majorHAnsi" w:eastAsiaTheme="majorEastAsia" w:hAnsiTheme="majorHAnsi" w:cstheme="majorBidi" w:eastAsia="Arial Unicode MS"/>
         <w:b/>
         <w:bCs/>
       </w:rPr>
     </w:tblStylePr>
     <w:tblStylePr w:type="lastCol">
       <w:rPr>
-        <w:rFonts w:asciiTheme="majorHAnsi" w:eastAsiaTheme="majorEastAsia" w:hAnsiTheme="majorHAnsi" w:cstheme="majorBidi"/>
+        <w:rFonts w:asciiTheme="majorHAnsi" w:eastAsiaTheme="majorEastAsia" w:hAnsiTheme="majorHAnsi" w:cstheme="majorBidi" w:eastAsia="Arial Unicode MS"/>
         <w:b/>
         <w:bCs/>
       </w:rPr>
@@ -16372,7 +16525,7 @@
         <w:spacing w:before="0" w:after="0" w:line="240" w:lineRule="auto"/>
       </w:pPr>
       <w:rPr>
-        <w:rFonts w:asciiTheme="majorHAnsi" w:eastAsiaTheme="majorEastAsia" w:hAnsiTheme="majorHAnsi" w:cstheme="majorBidi"/>
+        <w:rFonts w:asciiTheme="majorHAnsi" w:eastAsiaTheme="majorEastAsia" w:hAnsiTheme="majorHAnsi" w:cstheme="majorBidi" w:eastAsia="Arial Unicode MS"/>
         <w:b/>
         <w:bCs/>
       </w:rPr>
@@ -16393,7 +16546,7 @@
         <w:spacing w:before="0" w:after="0" w:line="240" w:lineRule="auto"/>
       </w:pPr>
       <w:rPr>
-        <w:rFonts w:asciiTheme="majorHAnsi" w:eastAsiaTheme="majorEastAsia" w:hAnsiTheme="majorHAnsi" w:cstheme="majorBidi"/>
+        <w:rFonts w:asciiTheme="majorHAnsi" w:eastAsiaTheme="majorEastAsia" w:hAnsiTheme="majorHAnsi" w:cstheme="majorBidi" w:eastAsia="Arial Unicode MS"/>
         <w:b/>
         <w:bCs/>
       </w:rPr>
@@ -16411,14 +16564,14 @@
     </w:tblStylePr>
     <w:tblStylePr w:type="firstCol">
       <w:rPr>
-        <w:rFonts w:asciiTheme="majorHAnsi" w:eastAsiaTheme="majorEastAsia" w:hAnsiTheme="majorHAnsi" w:cstheme="majorBidi"/>
+        <w:rFonts w:asciiTheme="majorHAnsi" w:eastAsiaTheme="majorEastAsia" w:hAnsiTheme="majorHAnsi" w:cstheme="majorBidi" w:eastAsia="Arial Unicode MS"/>
         <w:b/>
         <w:bCs/>
       </w:rPr>
     </w:tblStylePr>
     <w:tblStylePr w:type="lastCol">
       <w:rPr>
-        <w:rFonts w:asciiTheme="majorHAnsi" w:eastAsiaTheme="majorEastAsia" w:hAnsiTheme="majorHAnsi" w:cstheme="majorBidi"/>
+        <w:rFonts w:asciiTheme="majorHAnsi" w:eastAsiaTheme="majorEastAsia" w:hAnsiTheme="majorHAnsi" w:cstheme="majorBidi" w:eastAsia="Arial Unicode MS"/>
         <w:b/>
         <w:bCs/>
       </w:rPr>
@@ -18283,7 +18436,7 @@
     </w:tblPr>
     <w:tblStylePr w:type="firstRow">
       <w:rPr>
-        <w:rFonts w:asciiTheme="majorHAnsi" w:eastAsiaTheme="majorEastAsia" w:hAnsiTheme="majorHAnsi" w:cstheme="majorBidi"/>
+        <w:rFonts w:asciiTheme="majorHAnsi" w:eastAsiaTheme="majorEastAsia" w:hAnsiTheme="majorHAnsi" w:cstheme="majorBidi" w:eastAsia="Arial Unicode MS"/>
       </w:rPr>
       <w:tblPr/>
       <w:tcPr>
@@ -18367,7 +18520,7 @@
     </w:tblPr>
     <w:tblStylePr w:type="firstRow">
       <w:rPr>
-        <w:rFonts w:asciiTheme="majorHAnsi" w:eastAsiaTheme="majorEastAsia" w:hAnsiTheme="majorHAnsi" w:cstheme="majorBidi"/>
+        <w:rFonts w:asciiTheme="majorHAnsi" w:eastAsiaTheme="majorEastAsia" w:hAnsiTheme="majorHAnsi" w:cstheme="majorBidi" w:eastAsia="Arial Unicode MS"/>
       </w:rPr>
       <w:tblPr/>
       <w:tcPr>
@@ -18451,7 +18604,7 @@
     </w:tblPr>
     <w:tblStylePr w:type="firstRow">
       <w:rPr>
-        <w:rFonts w:asciiTheme="majorHAnsi" w:eastAsiaTheme="majorEastAsia" w:hAnsiTheme="majorHAnsi" w:cstheme="majorBidi"/>
+        <w:rFonts w:asciiTheme="majorHAnsi" w:eastAsiaTheme="majorEastAsia" w:hAnsiTheme="majorHAnsi" w:cstheme="majorBidi" w:eastAsia="Arial Unicode MS"/>
       </w:rPr>
       <w:tblPr/>
       <w:tcPr>
@@ -18535,7 +18688,7 @@
     </w:tblPr>
     <w:tblStylePr w:type="firstRow">
       <w:rPr>
-        <w:rFonts w:asciiTheme="majorHAnsi" w:eastAsiaTheme="majorEastAsia" w:hAnsiTheme="majorHAnsi" w:cstheme="majorBidi"/>
+        <w:rFonts w:asciiTheme="majorHAnsi" w:eastAsiaTheme="majorEastAsia" w:hAnsiTheme="majorHAnsi" w:cstheme="majorBidi" w:eastAsia="Arial Unicode MS"/>
       </w:rPr>
       <w:tblPr/>
       <w:tcPr>
@@ -18619,7 +18772,7 @@
     </w:tblPr>
     <w:tblStylePr w:type="firstRow">
       <w:rPr>
-        <w:rFonts w:asciiTheme="majorHAnsi" w:eastAsiaTheme="majorEastAsia" w:hAnsiTheme="majorHAnsi" w:cstheme="majorBidi"/>
+        <w:rFonts w:asciiTheme="majorHAnsi" w:eastAsiaTheme="majorEastAsia" w:hAnsiTheme="majorHAnsi" w:cstheme="majorBidi" w:eastAsia="Arial Unicode MS"/>
       </w:rPr>
       <w:tblPr/>
       <w:tcPr>
@@ -18703,7 +18856,7 @@
     </w:tblPr>
     <w:tblStylePr w:type="firstRow">
       <w:rPr>
-        <w:rFonts w:asciiTheme="majorHAnsi" w:eastAsiaTheme="majorEastAsia" w:hAnsiTheme="majorHAnsi" w:cstheme="majorBidi"/>
+        <w:rFonts w:asciiTheme="majorHAnsi" w:eastAsiaTheme="majorEastAsia" w:hAnsiTheme="majorHAnsi" w:cstheme="majorBidi" w:eastAsia="Arial Unicode MS"/>
       </w:rPr>
       <w:tblPr/>
       <w:tcPr>
@@ -18787,7 +18940,7 @@
     </w:tblPr>
     <w:tblStylePr w:type="firstRow">
       <w:rPr>
-        <w:rFonts w:asciiTheme="majorHAnsi" w:eastAsiaTheme="majorEastAsia" w:hAnsiTheme="majorHAnsi" w:cstheme="majorBidi"/>
+        <w:rFonts w:asciiTheme="majorHAnsi" w:eastAsiaTheme="majorEastAsia" w:hAnsiTheme="majorHAnsi" w:cstheme="majorBidi" w:eastAsia="Arial Unicode MS"/>
       </w:rPr>
       <w:tblPr/>
       <w:tcPr>
@@ -18852,7 +19005,7 @@
       <w:spacing w:after="0" w:line="240" w:lineRule="auto"/>
     </w:pPr>
     <w:rPr>
-      <w:rFonts w:asciiTheme="majorHAnsi" w:eastAsiaTheme="majorEastAsia" w:hAnsiTheme="majorHAnsi" w:cstheme="majorBidi"/>
+      <w:rFonts w:asciiTheme="majorHAnsi" w:eastAsiaTheme="majorEastAsia" w:hAnsiTheme="majorHAnsi" w:cstheme="majorBidi" w:eastAsia="Arial Unicode MS"/>
       <w:color w:val="000000" w:themeColor="text1"/>
     </w:rPr>
     <w:tblPr>
@@ -18980,7 +19133,7 @@
       <w:spacing w:after="0" w:line="240" w:lineRule="auto"/>
     </w:pPr>
     <w:rPr>
-      <w:rFonts w:asciiTheme="majorHAnsi" w:eastAsiaTheme="majorEastAsia" w:hAnsiTheme="majorHAnsi" w:cstheme="majorBidi"/>
+      <w:rFonts w:asciiTheme="majorHAnsi" w:eastAsiaTheme="majorEastAsia" w:hAnsiTheme="majorHAnsi" w:cstheme="majorBidi" w:eastAsia="Arial Unicode MS"/>
       <w:color w:val="000000" w:themeColor="text1"/>
     </w:rPr>
     <w:tblPr>
@@ -19108,7 +19261,7 @@
       <w:spacing w:after="0" w:line="240" w:lineRule="auto"/>
     </w:pPr>
     <w:rPr>
-      <w:rFonts w:asciiTheme="majorHAnsi" w:eastAsiaTheme="majorEastAsia" w:hAnsiTheme="majorHAnsi" w:cstheme="majorBidi"/>
+      <w:rFonts w:asciiTheme="majorHAnsi" w:eastAsiaTheme="majorEastAsia" w:hAnsiTheme="majorHAnsi" w:cstheme="majorBidi" w:eastAsia="Arial Unicode MS"/>
       <w:color w:val="000000" w:themeColor="text1"/>
     </w:rPr>
     <w:tblPr>
@@ -19236,7 +19389,7 @@
       <w:spacing w:after="0" w:line="240" w:lineRule="auto"/>
     </w:pPr>
     <w:rPr>
-      <w:rFonts w:asciiTheme="majorHAnsi" w:eastAsiaTheme="majorEastAsia" w:hAnsiTheme="majorHAnsi" w:cstheme="majorBidi"/>
+      <w:rFonts w:asciiTheme="majorHAnsi" w:eastAsiaTheme="majorEastAsia" w:hAnsiTheme="majorHAnsi" w:cstheme="majorBidi" w:eastAsia="Arial Unicode MS"/>
       <w:color w:val="000000" w:themeColor="text1"/>
     </w:rPr>
     <w:tblPr>
@@ -19364,7 +19517,7 @@
       <w:spacing w:after="0" w:line="240" w:lineRule="auto"/>
     </w:pPr>
     <w:rPr>
-      <w:rFonts w:asciiTheme="majorHAnsi" w:eastAsiaTheme="majorEastAsia" w:hAnsiTheme="majorHAnsi" w:cstheme="majorBidi"/>
+      <w:rFonts w:asciiTheme="majorHAnsi" w:eastAsiaTheme="majorEastAsia" w:hAnsiTheme="majorHAnsi" w:cstheme="majorBidi" w:eastAsia="Arial Unicode MS"/>
       <w:color w:val="000000" w:themeColor="text1"/>
     </w:rPr>
     <w:tblPr>
@@ -19492,7 +19645,7 @@
       <w:spacing w:after="0" w:line="240" w:lineRule="auto"/>
     </w:pPr>
     <w:rPr>
-      <w:rFonts w:asciiTheme="majorHAnsi" w:eastAsiaTheme="majorEastAsia" w:hAnsiTheme="majorHAnsi" w:cstheme="majorBidi"/>
+      <w:rFonts w:asciiTheme="majorHAnsi" w:eastAsiaTheme="majorEastAsia" w:hAnsiTheme="majorHAnsi" w:cstheme="majorBidi" w:eastAsia="Arial Unicode MS"/>
       <w:color w:val="000000" w:themeColor="text1"/>
     </w:rPr>
     <w:tblPr>
@@ -19620,7 +19773,7 @@
       <w:spacing w:after="0" w:line="240" w:lineRule="auto"/>
     </w:pPr>
     <w:rPr>
-      <w:rFonts w:asciiTheme="majorHAnsi" w:eastAsiaTheme="majorEastAsia" w:hAnsiTheme="majorHAnsi" w:cstheme="majorBidi"/>
+      <w:rFonts w:asciiTheme="majorHAnsi" w:eastAsiaTheme="majorEastAsia" w:hAnsiTheme="majorHAnsi" w:cstheme="majorBidi" w:eastAsia="Arial Unicode MS"/>
       <w:color w:val="000000" w:themeColor="text1"/>
     </w:rPr>
     <w:tblPr>
@@ -20259,7 +20412,7 @@
       <w:spacing w:after="0" w:line="240" w:lineRule="auto"/>
     </w:pPr>
     <w:rPr>
-      <w:rFonts w:asciiTheme="majorHAnsi" w:eastAsiaTheme="majorEastAsia" w:hAnsiTheme="majorHAnsi" w:cstheme="majorBidi"/>
+      <w:rFonts w:asciiTheme="majorHAnsi" w:eastAsiaTheme="majorEastAsia" w:hAnsiTheme="majorHAnsi" w:cstheme="majorBidi" w:eastAsia="Arial Unicode MS"/>
       <w:color w:val="000000" w:themeColor="text1"/>
     </w:rPr>
     <w:tblPr>
@@ -20384,7 +20537,7 @@
       <w:spacing w:after="0" w:line="240" w:lineRule="auto"/>
     </w:pPr>
     <w:rPr>
-      <w:rFonts w:asciiTheme="majorHAnsi" w:eastAsiaTheme="majorEastAsia" w:hAnsiTheme="majorHAnsi" w:cstheme="majorBidi"/>
+      <w:rFonts w:asciiTheme="majorHAnsi" w:eastAsiaTheme="majorEastAsia" w:hAnsiTheme="majorHAnsi" w:cstheme="majorBidi" w:eastAsia="Arial Unicode MS"/>
       <w:color w:val="000000" w:themeColor="text1"/>
     </w:rPr>
     <w:tblPr>
@@ -20509,7 +20662,7 @@
       <w:spacing w:after="0" w:line="240" w:lineRule="auto"/>
     </w:pPr>
     <w:rPr>
-      <w:rFonts w:asciiTheme="majorHAnsi" w:eastAsiaTheme="majorEastAsia" w:hAnsiTheme="majorHAnsi" w:cstheme="majorBidi"/>
+      <w:rFonts w:asciiTheme="majorHAnsi" w:eastAsiaTheme="majorEastAsia" w:hAnsiTheme="majorHAnsi" w:cstheme="majorBidi" w:eastAsia="Arial Unicode MS"/>
       <w:color w:val="000000" w:themeColor="text1"/>
     </w:rPr>
     <w:tblPr>
@@ -20634,7 +20787,7 @@
       <w:spacing w:after="0" w:line="240" w:lineRule="auto"/>
     </w:pPr>
     <w:rPr>
-      <w:rFonts w:asciiTheme="majorHAnsi" w:eastAsiaTheme="majorEastAsia" w:hAnsiTheme="majorHAnsi" w:cstheme="majorBidi"/>
+      <w:rFonts w:asciiTheme="majorHAnsi" w:eastAsiaTheme="majorEastAsia" w:hAnsiTheme="majorHAnsi" w:cstheme="majorBidi" w:eastAsia="Arial Unicode MS"/>
       <w:color w:val="000000" w:themeColor="text1"/>
     </w:rPr>
     <w:tblPr>
@@ -20759,7 +20912,7 @@
       <w:spacing w:after="0" w:line="240" w:lineRule="auto"/>
     </w:pPr>
     <w:rPr>
-      <w:rFonts w:asciiTheme="majorHAnsi" w:eastAsiaTheme="majorEastAsia" w:hAnsiTheme="majorHAnsi" w:cstheme="majorBidi"/>
+      <w:rFonts w:asciiTheme="majorHAnsi" w:eastAsiaTheme="majorEastAsia" w:hAnsiTheme="majorHAnsi" w:cstheme="majorBidi" w:eastAsia="Arial Unicode MS"/>
       <w:color w:val="000000" w:themeColor="text1"/>
     </w:rPr>
     <w:tblPr>
@@ -20884,7 +21037,7 @@
       <w:spacing w:after="0" w:line="240" w:lineRule="auto"/>
     </w:pPr>
     <w:rPr>
-      <w:rFonts w:asciiTheme="majorHAnsi" w:eastAsiaTheme="majorEastAsia" w:hAnsiTheme="majorHAnsi" w:cstheme="majorBidi"/>
+      <w:rFonts w:asciiTheme="majorHAnsi" w:eastAsiaTheme="majorEastAsia" w:hAnsiTheme="majorHAnsi" w:cstheme="majorBidi" w:eastAsia="Arial Unicode MS"/>
       <w:color w:val="000000" w:themeColor="text1"/>
     </w:rPr>
     <w:tblPr>
@@ -21009,7 +21162,7 @@
       <w:spacing w:after="0" w:line="240" w:lineRule="auto"/>
     </w:pPr>
     <w:rPr>
-      <w:rFonts w:asciiTheme="majorHAnsi" w:eastAsiaTheme="majorEastAsia" w:hAnsiTheme="majorHAnsi" w:cstheme="majorBidi"/>
+      <w:rFonts w:asciiTheme="majorHAnsi" w:eastAsiaTheme="majorEastAsia" w:hAnsiTheme="majorHAnsi" w:cstheme="majorBidi" w:eastAsia="Arial Unicode MS"/>
       <w:color w:val="000000" w:themeColor="text1"/>
     </w:rPr>
     <w:tblPr>

--- a/module1/defects/附录2-缺陷报告.docx
+++ b/module1/defects/附录2-缺陷报告.docx
@@ -180,7 +180,7 @@
               <w:rPr>
                 <w:rFonts w:ascii="Arial Unicode MS" w:hAnsi="Arial Unicode MS" w:eastAsia="Arial Unicode MS" w:cs="Arial Unicode MS"/>
               </w:rPr>
-              <w:t>关联回归用例：CRON-UT-001；严重度/优先级：中；高</w:t>
+              <w:t>关联回归用例：CRON-UT-033；严重度/优先级：中；高</w:t>
             </w:r>
           </w:p>
         </w:tc>
@@ -564,7 +564,7 @@
               <w:rPr>
                 <w:rFonts w:ascii="Arial Unicode MS" w:hAnsi="Arial Unicode MS" w:eastAsia="Arial Unicode MS" w:cs="Arial Unicode MS"/>
               </w:rPr>
-              <w:t>关联回归用例：CRON-UT-002；严重度/优先级：高；高</w:t>
+              <w:t>关联回归用例：CRON-UT-034；严重度/优先级：高；高</w:t>
             </w:r>
           </w:p>
         </w:tc>
@@ -948,7 +948,7 @@
               <w:rPr>
                 <w:rFonts w:ascii="Arial Unicode MS" w:hAnsi="Arial Unicode MS" w:eastAsia="Arial Unicode MS" w:cs="Arial Unicode MS"/>
               </w:rPr>
-              <w:t>关联回归用例：CRON-UT-003；严重度/优先级：高；中</w:t>
+              <w:t>关联回归用例：CRON-UT-035；严重度/优先级：高；中</w:t>
             </w:r>
           </w:p>
         </w:tc>

--- a/module1/defects/附录2-缺陷报告.docx
+++ b/module1/defects/附录2-缺陷报告.docx
@@ -564,7 +564,7 @@
               <w:rPr>
                 <w:rFonts w:ascii="Arial Unicode MS" w:hAnsi="Arial Unicode MS" w:eastAsia="Arial Unicode MS" w:cs="Arial Unicode MS"/>
               </w:rPr>
-              <w:t>关联回归用例：CRON-UT-034；严重度/优先级：高；高</w:t>
+              <w:t>关联回归用例：CRON-UT-035；严重度/优先级：高；高</w:t>
             </w:r>
           </w:p>
         </w:tc>
@@ -724,7 +724,7 @@
               <w:rPr>
                 <w:rFonts w:ascii="Arial Unicode MS" w:hAnsi="Arial Unicode MS" w:eastAsia="Arial Unicode MS" w:cs="Arial Unicode MS"/>
               </w:rPr>
-              <w:t>余数为 0 时以 step 作为低界。修复提交 101f39e。</w:t>
+              <w:t>余数为 0 时以 step 作为低界。源码修复 07dfad8；证据提交 101f39e。</w:t>
             </w:r>
           </w:p>
         </w:tc>
@@ -948,7 +948,7 @@
               <w:rPr>
                 <w:rFonts w:ascii="Arial Unicode MS" w:hAnsi="Arial Unicode MS" w:eastAsia="Arial Unicode MS" w:cs="Arial Unicode MS"/>
               </w:rPr>
-              <w:t>关联回归用例：CRON-UT-035；严重度/优先级：高；中</w:t>
+              <w:t>关联回归用例：CRON-UT-034；严重度/优先级：高；中</w:t>
             </w:r>
           </w:p>
         </w:tc>
@@ -1108,7 +1108,7 @@
               <w:rPr>
                 <w:rFonts w:ascii="Arial Unicode MS" w:hAnsi="Arial Unicode MS" w:eastAsia="Arial Unicode MS" w:cs="Arial Unicode MS"/>
               </w:rPr>
-              <w:t>改用 isoweekday() % 7。修复提交 10e9bb6。</w:t>
+              <w:t>改用 isoweekday() % 7。源码修复 07dfad8；证据提交 10e9bb6。</w:t>
             </w:r>
           </w:p>
         </w:tc>

--- a/module1/defects/附录2-缺陷报告.docx
+++ b/module1/defects/附录2-缺陷报告.docx
@@ -564,7 +564,7 @@
               <w:rPr>
                 <w:rFonts w:ascii="Arial Unicode MS" w:hAnsi="Arial Unicode MS" w:eastAsia="Arial Unicode MS" w:cs="Arial Unicode MS"/>
               </w:rPr>
-              <w:t>关联回归用例：CRON-UT-035；严重度/优先级：高；高</w:t>
+              <w:t>关联回归用例：CRON-UT-034；严重度/优先级：高；高</w:t>
             </w:r>
           </w:p>
         </w:tc>
@@ -948,7 +948,7 @@
               <w:rPr>
                 <w:rFonts w:ascii="Arial Unicode MS" w:hAnsi="Arial Unicode MS" w:eastAsia="Arial Unicode MS" w:cs="Arial Unicode MS"/>
               </w:rPr>
-              <w:t>关联回归用例：CRON-UT-034；严重度/优先级：高；中</w:t>
+              <w:t>关联回归用例：CRON-UT-035；严重度/优先级：高；中</w:t>
             </w:r>
           </w:p>
         </w:tc>
